--- a/KS3_robots_microbits/KS3_lego_SPIKE_version.docx
+++ b/KS3_robots_microbits/KS3_lego_SPIKE_version.docx
@@ -1,12 +1,12 @@
 
 <file path=word/document.xml><?xml version="1.0" encoding="utf-8"?>
-<w:document xmlns:wpc="http://schemas.microsoft.com/office/word/2010/wordprocessingCanvas" xmlns:cx="http://schemas.microsoft.com/office/drawing/2014/chartex" xmlns:cx1="http://schemas.microsoft.com/office/drawing/2015/9/8/chartex" xmlns:cx2="http://schemas.microsoft.com/office/drawing/2015/10/21/chartex" xmlns:cx3="http://schemas.microsoft.com/office/drawing/2016/5/9/chartex" xmlns:cx4="http://schemas.microsoft.com/office/drawing/2016/5/10/chartex" xmlns:cx5="http://schemas.microsoft.com/office/drawing/2016/5/11/chartex" xmlns:cx6="http://schemas.microsoft.com/office/drawing/2016/5/12/chartex" xmlns:cx7="http://schemas.microsoft.com/office/drawing/2016/5/13/chartex" xmlns:cx8="http://schemas.microsoft.com/office/drawing/2016/5/14/chartex" xmlns:mc="http://schemas.openxmlformats.org/markup-compatibility/2006" xmlns:aink="http://schemas.microsoft.com/office/drawing/2016/ink" xmlns:am3d="http://schemas.microsoft.com/office/drawing/2017/model3d" xmlns:o="urn:schemas-microsoft-com:office:office" xmlns:oel="http://schemas.microsoft.com/office/2019/extlst" xmlns:r="http://schemas.openxmlformats.org/officeDocument/2006/relationships" xmlns:m="http://schemas.openxmlformats.org/officeDocument/2006/math" xmlns:v="urn:schemas-microsoft-com:vml" xmlns:wp14="http://schemas.microsoft.com/office/word/2010/wordprocessingDrawing" xmlns:wp="http://schemas.openxmlformats.org/drawingml/2006/wordprocessingDrawing" xmlns:w10="urn:schemas-microsoft-com:office:word" xmlns:w="http://schemas.openxmlformats.org/wordprocessingml/2006/main" xmlns:w14="http://schemas.microsoft.com/office/word/2010/wordml" xmlns:w15="http://schemas.microsoft.com/office/word/2012/wordml" xmlns:w16cex="http://schemas.microsoft.com/office/word/2018/wordml/cex" xmlns:w16cid="http://schemas.microsoft.com/office/word/2016/wordml/cid" xmlns:w16="http://schemas.microsoft.com/office/word/2018/wordml" xmlns:w16du="http://schemas.microsoft.com/office/word/2023/wordml/word16du" xmlns:w16sdtdh="http://schemas.microsoft.com/office/word/2020/wordml/sdtdatahash" xmlns:w16sdtfl="http://schemas.microsoft.com/office/word/2024/wordml/sdtformatlock" xmlns:w16se="http://schemas.microsoft.com/office/word/2015/wordml/symex" xmlns:wpg="http://schemas.microsoft.com/office/word/2010/wordprocessingGroup" xmlns:wpi="http://schemas.microsoft.com/office/word/2010/wordprocessingInk" xmlns:wne="http://schemas.microsoft.com/office/word/2006/wordml" xmlns:wps="http://schemas.microsoft.com/office/word/2010/wordprocessingShape" mc:Ignorable="w14 w15 w16se w16cid w16 w16cex w16sdtdh w16sdtfl w16du wp14">
+<w:document xmlns:wpc="http://schemas.microsoft.com/office/word/2010/wordprocessingCanvas" xmlns:cx="http://schemas.microsoft.com/office/drawing/2014/chartex" xmlns:cx1="http://schemas.microsoft.com/office/drawing/2015/9/8/chartex" xmlns:cx2="http://schemas.microsoft.com/office/drawing/2015/10/21/chartex" xmlns:cx3="http://schemas.microsoft.com/office/drawing/2016/5/9/chartex" xmlns:cx4="http://schemas.microsoft.com/office/drawing/2016/5/10/chartex" xmlns:cx5="http://schemas.microsoft.com/office/drawing/2016/5/11/chartex" xmlns:cx6="http://schemas.microsoft.com/office/drawing/2016/5/12/chartex" xmlns:cx7="http://schemas.microsoft.com/office/drawing/2016/5/13/chartex" xmlns:cx8="http://schemas.microsoft.com/office/drawing/2016/5/14/chartex" xmlns:mc="http://schemas.openxmlformats.org/markup-compatibility/2006" xmlns:aink="http://schemas.microsoft.com/office/drawing/2016/ink" xmlns:am3d="http://schemas.microsoft.com/office/drawing/2017/model3d" xmlns:o="urn:schemas-microsoft-com:office:office" xmlns:oel="http://schemas.microsoft.com/office/2019/extlst" xmlns:r="http://schemas.openxmlformats.org/officeDocument/2006/relationships" xmlns:m="http://schemas.openxmlformats.org/officeDocument/2006/math" xmlns:v="urn:schemas-microsoft-com:vml" xmlns:wp14="http://schemas.microsoft.com/office/word/2010/wordprocessingDrawing" xmlns:wp="http://schemas.openxmlformats.org/drawingml/2006/wordprocessingDrawing" xmlns:w10="urn:schemas-microsoft-com:office:word" xmlns:w="http://schemas.openxmlformats.org/wordprocessingml/2006/main" xmlns:w14="http://schemas.microsoft.com/office/word/2010/wordml" xmlns:w15="http://schemas.microsoft.com/office/word/2012/wordml" xmlns:w16cex="http://schemas.microsoft.com/office/word/2018/wordml/cex" xmlns:w16cid="http://schemas.microsoft.com/office/word/2016/wordml/cid" xmlns:w16="http://schemas.microsoft.com/office/word/2018/wordml" xmlns:w16du="http://schemas.microsoft.com/office/word/2023/wordml/word16du" xmlns:w16sdtdh="http://schemas.microsoft.com/office/word/2020/wordml/sdtdatahash" xmlns:w16sdtfl="http://schemas.microsoft.com/office/word/2024/wordml/sdtformatlock" xmlns:w16se="http://schemas.microsoft.com/office/word/2015/wordml/symex" xmlns:wpg="http://schemas.microsoft.com/office/word/2010/wordprocessingGroup" xmlns:wpi="http://schemas.microsoft.com/office/word/2010/wordprocessingInk" xmlns:wne="http://schemas.microsoft.com/office/word/2006/wordml" xmlns:wps="http://schemas.microsoft.com/office/word/2010/wordprocessingShape" xmlns:a="http://schemas.openxmlformats.org/drawingml/2006/main" xmlns:pic="http://schemas.openxmlformats.org/drawingml/2006/picture" xmlns:a14="http://schemas.microsoft.com/office/drawing/2010/main" mc:Ignorable="w14 w15 w16se w16cid w16 w16cex w16sdtdh w16sdtfl w16du wp14">
   <w:body>
     <w:p>
       <w:pPr>
         <w:pStyle w:val="Heading1"/>
       </w:pPr>
-      <w:bookmarkStart w:id="0" w:name="_Hlk129356781"/>
+      <w:bookmarkStart w:name="_Hlk129356781" w:id="0"/>
       <w:r>
         <w:t xml:space="preserve">Motors and movement </w:t>
       </w:r>
@@ -38,6 +38,9 @@
         <w:jc w:val="center"/>
       </w:pPr>
       <w:r>
+        <w:rPr>
+          <w:noProof/>
+        </w:rPr>
         <w:drawing>
           <wp:inline distT="0" distB="0" distL="0" distR="0" wp14:anchorId="4BC7B01A" wp14:editId="2BD57773">
             <wp:extent cx="4953691" cy="2267266"/>
@@ -54,7 +57,7 @@
                     <pic:cNvPicPr/>
                   </pic:nvPicPr>
                   <pic:blipFill>
-                    <a:blip r:embed="rId8"/>
+                    <a:blip r:embed="rId11"/>
                     <a:stretch>
                       <a:fillRect/>
                     </a:stretch>
@@ -86,6 +89,9 @@
         <w:jc w:val="center"/>
       </w:pPr>
       <w:r>
+        <w:rPr>
+          <w:noProof/>
+        </w:rPr>
         <w:drawing>
           <wp:inline distT="0" distB="0" distL="0" distR="0" wp14:anchorId="017A7232" wp14:editId="77328A4A">
             <wp:extent cx="5696745" cy="2343477"/>
@@ -102,7 +108,7 @@
                     <pic:cNvPicPr/>
                   </pic:nvPicPr>
                   <pic:blipFill>
-                    <a:blip r:embed="rId9"/>
+                    <a:blip r:embed="rId12"/>
                     <a:stretch>
                       <a:fillRect/>
                     </a:stretch>
@@ -124,17 +130,130 @@
       </w:r>
     </w:p>
     <w:p/>
-    <w:p>
-      <w:r>
-        <w:rPr>
-          <w:b/>
-          <w:bCs/>
-        </w:rPr>
-        <w:t>Challenge:</w:t>
-      </w:r>
-      <w:r>
-        <w:t xml:space="preserve"> can you make your robot spin in a circle?</w:t>
-      </w:r>
+    <w:tbl>
+      <w:tblPr>
+        <w:tblW w:w="9026" w:type="dxa"/>
+        <w:tblBorders>
+          <w:top w:val="single" w:color="auto" w:sz="4" w:space="0"/>
+          <w:left w:val="single" w:color="auto" w:sz="4" w:space="0"/>
+          <w:bottom w:val="single" w:color="auto" w:sz="4" w:space="0"/>
+          <w:right w:val="single" w:color="auto" w:sz="4" w:space="0"/>
+          <w:insideH w:val="single" w:color="auto" w:sz="4" w:space="0"/>
+          <w:insideV w:val="single" w:color="auto" w:sz="4" w:space="0"/>
+        </w:tblBorders>
+        <w:tblCellMar>
+          <w:left w:w="10" w:type="dxa"/>
+          <w:right w:w="10" w:type="dxa"/>
+        </w:tblCellMar>
+        <w:tblLook w:val="04A0" w:firstRow="1" w:lastRow="0" w:firstColumn="1" w:lastColumn="0" w:noHBand="0" w:noVBand="1"/>
+      </w:tblPr>
+      <w:tblGrid>
+        <w:gridCol w:w="9026"/>
+      </w:tblGrid>
+      <w:tr>
+        <w:trPr>
+          <w:trHeight w:val="300"/>
+        </w:trPr>
+        <w:tc>
+          <w:tcPr>
+            <w:tcW w:w="9026" w:type="dxa"/>
+            <w:tcBorders>
+              <w:top w:val="single" w:color="F4A300" w:sz="1" w:space="0"/>
+              <w:left w:val="single" w:color="F4A300" w:sz="1" w:space="0"/>
+              <w:bottom w:val="single" w:color="F4A300" w:sz="1" w:space="0"/>
+              <w:right w:val="single" w:color="F4A300" w:sz="1" w:space="0"/>
+            </w:tcBorders>
+            <w:shd w:val="clear" w:color="auto" w:fill="FFF2CC"/>
+            <w:tcMar>
+              <w:top w:w="120" w:type="dxa"/>
+              <w:left w:w="180" w:type="dxa"/>
+              <w:bottom w:w="120" w:type="dxa"/>
+              <w:right w:w="180" w:type="dxa"/>
+            </w:tcMar>
+          </w:tcPr>
+          <w:p>
+            <w:pPr>
+              <w:spacing w:after="60"/>
+              <w:rPr>
+                <w:color w:val="FF6600"/>
+              </w:rPr>
+            </w:pPr>
+            <w:r>
+              <w:rPr>
+                <w:rFonts w:eastAsia="Arial" w:cs="Arial"/>
+                <w:b/>
+                <w:bCs/>
+                <w:color w:val="FF6600"/>
+              </w:rPr>
+              <w:t>Exercise</w:t>
+            </w:r>
+            <w:r>
+              <w:rPr>
+                <w:rFonts w:eastAsia="Arial" w:cs="Arial"/>
+                <w:b/>
+                <w:bCs/>
+                <w:color w:val="FF6600"/>
+              </w:rPr>
+              <w:t>s</w:t>
+            </w:r>
+          </w:p>
+          <w:p>
+            <w:pPr>
+              <w:spacing w:before="60" w:after="60"/>
+            </w:pPr>
+            <w:r>
+              <w:rPr>
+                <w:rFonts w:eastAsia="Arial" w:cs="Arial"/>
+              </w:rPr>
+              <w:t xml:space="preserve">1. </w:t>
+            </w:r>
+            <w:r>
+              <w:rPr>
+                <w:rFonts w:eastAsia="Arial" w:cs="Arial"/>
+              </w:rPr>
+              <w:t>C</w:t>
+            </w:r>
+            <w:r>
+              <w:rPr>
+                <w:rFonts w:eastAsia="Arial" w:cs="Arial"/>
+              </w:rPr>
+              <w:t>an you make your robot move forward, then spin in a circle?</w:t>
+            </w:r>
+          </w:p>
+          <w:p>
+            <w:pPr>
+              <w:spacing w:before="60" w:after="60"/>
+              <w:rPr>
+                <w:rFonts w:eastAsia="Arial" w:cs="Arial"/>
+                <w:color w:val="FF0000"/>
+              </w:rPr>
+            </w:pPr>
+            <w:r>
+              <w:rPr>
+                <w:rFonts w:eastAsia="Arial" w:cs="Arial"/>
+                <w:color w:val="000000" w:themeColor="text1"/>
+              </w:rPr>
+              <w:t>2</w:t>
+            </w:r>
+            <w:r>
+              <w:rPr>
+                <w:rFonts w:eastAsia="Arial" w:cs="Arial"/>
+                <w:color w:val="000000" w:themeColor="text1"/>
+              </w:rPr>
+              <w:t xml:space="preserve">. </w:t>
+            </w:r>
+            <w:r>
+              <w:rPr>
+                <w:rFonts w:eastAsia="Arial" w:cs="Arial"/>
+                <w:color w:val="000000" w:themeColor="text1"/>
+              </w:rPr>
+              <w:t>Can you make your robot move in a square?</w:t>
+            </w:r>
+          </w:p>
+        </w:tc>
+      </w:tr>
+    </w:tbl>
+    <w:p>
       <w:r>
         <w:br w:type="page"/>
       </w:r>
@@ -180,7 +299,7 @@
                     </pic:cNvPicPr>
                   </pic:nvPicPr>
                   <pic:blipFill>
-                    <a:blip r:embed="rId10">
+                    <a:blip r:embed="rId13">
                       <a:extLst>
                         <a:ext uri="{28A0092B-C50C-407E-A947-70E740481C1C}">
                           <a14:useLocalDpi xmlns:a14="http://schemas.microsoft.com/office/drawing/2010/main" val="0"/>
@@ -217,6 +336,9 @@
         <w:jc w:val="center"/>
       </w:pPr>
       <w:r>
+        <w:rPr>
+          <w:noProof/>
+        </w:rPr>
         <w:drawing>
           <wp:inline distT="0" distB="0" distL="0" distR="0" wp14:anchorId="391127FC" wp14:editId="10B353C7">
             <wp:extent cx="4582164" cy="3038899"/>
@@ -233,7 +355,7 @@
                     <pic:cNvPicPr/>
                   </pic:nvPicPr>
                   <pic:blipFill>
-                    <a:blip r:embed="rId11"/>
+                    <a:blip r:embed="rId14"/>
                     <a:stretch>
                       <a:fillRect/>
                     </a:stretch>
@@ -265,6 +387,9 @@
         <w:jc w:val="center"/>
       </w:pPr>
       <w:r>
+        <w:rPr>
+          <w:noProof/>
+        </w:rPr>
         <w:lastRenderedPageBreak/>
         <w:drawing>
           <wp:inline distT="0" distB="0" distL="0" distR="0" wp14:anchorId="7F5902FB" wp14:editId="2FCD7270">
@@ -282,7 +407,7 @@
                     <pic:cNvPicPr/>
                   </pic:nvPicPr>
                   <pic:blipFill>
-                    <a:blip r:embed="rId12"/>
+                    <a:blip r:embed="rId15"/>
                     <a:stretch>
                       <a:fillRect/>
                     </a:stretch>
@@ -314,18 +439,168 @@
       </w:r>
     </w:p>
     <w:p/>
-    <w:p>
-      <w:r>
-        <w:rPr>
-          <w:b/>
-          <w:bCs/>
-        </w:rPr>
-        <w:t>Challenge:</w:t>
-      </w:r>
-      <w:r>
-        <w:t xml:space="preserve"> create your own piece of music! </w:t>
-      </w:r>
-    </w:p>
+    <w:tbl>
+      <w:tblPr>
+        <w:tblW w:w="9026" w:type="dxa"/>
+        <w:tblBorders>
+          <w:top w:val="single" w:color="auto" w:sz="4" w:space="0"/>
+          <w:left w:val="single" w:color="auto" w:sz="4" w:space="0"/>
+          <w:bottom w:val="single" w:color="auto" w:sz="4" w:space="0"/>
+          <w:right w:val="single" w:color="auto" w:sz="4" w:space="0"/>
+          <w:insideH w:val="single" w:color="auto" w:sz="4" w:space="0"/>
+          <w:insideV w:val="single" w:color="auto" w:sz="4" w:space="0"/>
+        </w:tblBorders>
+        <w:tblCellMar>
+          <w:left w:w="10" w:type="dxa"/>
+          <w:right w:w="10" w:type="dxa"/>
+        </w:tblCellMar>
+        <w:tblLook w:val="04A0" w:firstRow="1" w:lastRow="0" w:firstColumn="1" w:lastColumn="0" w:noHBand="0" w:noVBand="1"/>
+      </w:tblPr>
+      <w:tblGrid>
+        <w:gridCol w:w="9026"/>
+      </w:tblGrid>
+      <w:tr>
+        <w:trPr>
+          <w:trHeight w:val="300"/>
+        </w:trPr>
+        <w:tc>
+          <w:tcPr>
+            <w:tcW w:w="9026" w:type="dxa"/>
+            <w:tcBorders>
+              <w:top w:val="single" w:color="F4A300" w:sz="1" w:space="0"/>
+              <w:left w:val="single" w:color="F4A300" w:sz="1" w:space="0"/>
+              <w:bottom w:val="single" w:color="F4A300" w:sz="1" w:space="0"/>
+              <w:right w:val="single" w:color="F4A300" w:sz="1" w:space="0"/>
+            </w:tcBorders>
+            <w:shd w:val="clear" w:color="auto" w:fill="FFF2CC"/>
+            <w:tcMar>
+              <w:top w:w="120" w:type="dxa"/>
+              <w:left w:w="180" w:type="dxa"/>
+              <w:bottom w:w="120" w:type="dxa"/>
+              <w:right w:w="180" w:type="dxa"/>
+            </w:tcMar>
+          </w:tcPr>
+          <w:p>
+            <w:pPr>
+              <w:spacing w:after="60"/>
+              <w:rPr>
+                <w:color w:val="FF6600"/>
+              </w:rPr>
+            </w:pPr>
+            <w:r>
+              <w:rPr>
+                <w:rFonts w:eastAsia="Arial" w:cs="Arial"/>
+                <w:b/>
+                <w:bCs/>
+                <w:color w:val="FF6600"/>
+              </w:rPr>
+              <w:t>Exercise</w:t>
+            </w:r>
+            <w:r>
+              <w:rPr>
+                <w:rFonts w:eastAsia="Arial" w:cs="Arial"/>
+                <w:b/>
+                <w:bCs/>
+                <w:color w:val="FF6600"/>
+              </w:rPr>
+              <w:t>s</w:t>
+            </w:r>
+          </w:p>
+          <w:p>
+            <w:pPr>
+              <w:spacing w:before="60" w:after="60"/>
+            </w:pPr>
+            <w:r>
+              <w:rPr>
+                <w:rFonts w:eastAsia="Arial" w:cs="Arial"/>
+              </w:rPr>
+              <w:t xml:space="preserve">1. </w:t>
+            </w:r>
+            <w:r>
+              <w:rPr>
+                <w:rFonts w:eastAsia="Arial" w:cs="Arial"/>
+              </w:rPr>
+              <w:t>C</w:t>
+            </w:r>
+            <w:r>
+              <w:rPr>
+                <w:rFonts w:eastAsia="Arial" w:cs="Arial"/>
+              </w:rPr>
+              <w:t xml:space="preserve">an you </w:t>
+            </w:r>
+            <w:r>
+              <w:rPr>
+                <w:rFonts w:eastAsia="Arial" w:cs="Arial"/>
+              </w:rPr>
+              <w:t>create your own short tune?</w:t>
+            </w:r>
+          </w:p>
+          <w:p>
+            <w:pPr>
+              <w:spacing w:before="60" w:after="60"/>
+              <w:rPr>
+                <w:rFonts w:eastAsia="Arial" w:cs="Arial"/>
+                <w:color w:val="FF0000"/>
+              </w:rPr>
+            </w:pPr>
+            <w:r>
+              <w:rPr>
+                <w:rFonts w:eastAsia="Arial" w:cs="Arial"/>
+                <w:color w:val="000000" w:themeColor="text1"/>
+              </w:rPr>
+              <w:t>2</w:t>
+            </w:r>
+            <w:r>
+              <w:rPr>
+                <w:rFonts w:eastAsia="Arial" w:cs="Arial"/>
+                <w:color w:val="000000" w:themeColor="text1"/>
+              </w:rPr>
+              <w:t xml:space="preserve">. </w:t>
+            </w:r>
+            <w:r>
+              <w:rPr>
+                <w:rFonts w:eastAsia="Arial" w:cs="Arial"/>
+                <w:b/>
+                <w:bCs/>
+                <w:color w:val="000000" w:themeColor="text1"/>
+              </w:rPr>
+              <w:t>(Optional, harder)</w:t>
+            </w:r>
+            <w:r>
+              <w:rPr>
+                <w:rFonts w:eastAsia="Arial" w:cs="Arial"/>
+                <w:color w:val="000000" w:themeColor="text1"/>
+              </w:rPr>
+              <w:t xml:space="preserve"> </w:t>
+            </w:r>
+            <w:hyperlink w:history="1" r:id="rId16">
+              <w:r>
+                <w:rPr>
+                  <w:rStyle w:val="Hyperlink"/>
+                  <w:rFonts w:eastAsia="Arial" w:cs="Arial"/>
+                </w:rPr>
+                <w:t>https://lvkmusic.com.au/resources/easy-beginner-piano-songs/</w:t>
+              </w:r>
+            </w:hyperlink>
+            <w:r>
+              <w:rPr>
+                <w:rFonts w:eastAsia="Arial" w:cs="Arial"/>
+                <w:color w:val="000000" w:themeColor="text1"/>
+              </w:rPr>
+              <w:t xml:space="preserve"> Can you enter this URL into the browser and recreate a piece of music </w:t>
+            </w:r>
+            <w:r>
+              <w:rPr>
+                <w:rFonts w:eastAsia="Arial" w:cs="Arial"/>
+                <w:color w:val="000000" w:themeColor="text1"/>
+              </w:rPr>
+              <w:t>by playing the bleeps matching the correct piano keys?</w:t>
+            </w:r>
+          </w:p>
+        </w:tc>
+      </w:tr>
+    </w:tbl>
+    <w:p/>
     <w:p/>
     <w:p>
       <w:r>
@@ -355,6 +630,9 @@
         <w:jc w:val="center"/>
       </w:pPr>
       <w:r>
+        <w:rPr>
+          <w:noProof/>
+        </w:rPr>
         <w:drawing>
           <wp:inline distT="0" distB="0" distL="0" distR="0" wp14:anchorId="5D49B301" wp14:editId="6EFB89C2">
             <wp:extent cx="3100705" cy="1394460"/>
@@ -371,7 +649,7 @@
                     <pic:cNvPicPr/>
                   </pic:nvPicPr>
                   <pic:blipFill rotWithShape="1">
-                    <a:blip r:embed="rId13"/>
+                    <a:blip r:embed="rId17"/>
                     <a:srcRect t="9101" b="7617"/>
                     <a:stretch>
                       <a:fillRect/>
@@ -411,6 +689,9 @@
         <w:jc w:val="center"/>
       </w:pPr>
       <w:r>
+        <w:rPr>
+          <w:noProof/>
+        </w:rPr>
         <w:drawing>
           <wp:inline distT="0" distB="0" distL="0" distR="0" wp14:anchorId="7D50972F" wp14:editId="59A6C7DC">
             <wp:extent cx="4588849" cy="2847975"/>
@@ -427,7 +708,7 @@
                     <pic:cNvPicPr/>
                   </pic:nvPicPr>
                   <pic:blipFill>
-                    <a:blip r:embed="rId14"/>
+                    <a:blip r:embed="rId18"/>
                     <a:stretch>
                       <a:fillRect/>
                     </a:stretch>
@@ -459,6 +740,9 @@
         <w:jc w:val="center"/>
       </w:pPr>
       <w:r>
+        <w:rPr>
+          <w:noProof/>
+        </w:rPr>
         <w:drawing>
           <wp:inline distT="0" distB="0" distL="0" distR="0" wp14:anchorId="619B7023" wp14:editId="4C39496A">
             <wp:extent cx="2674620" cy="1676627"/>
@@ -475,7 +759,7 @@
                     <pic:cNvPicPr/>
                   </pic:nvPicPr>
                   <pic:blipFill rotWithShape="1">
-                    <a:blip r:embed="rId15"/>
+                    <a:blip r:embed="rId19"/>
                     <a:srcRect t="5315" b="7871"/>
                     <a:stretch>
                       <a:fillRect/>
@@ -528,7 +812,13 @@
       </w:r>
       <w:proofErr w:type="spellEnd"/>
       <w:r>
-        <w:t xml:space="preserve"> ‘eyes’ at the front, the display on the top and the centre light button. </w:t>
+        <w:t xml:space="preserve"> ‘eyes’ at the front, the display on the top and the </w:t>
+      </w:r>
+      <w:r>
+        <w:t>power button light</w:t>
+      </w:r>
+      <w:r>
+        <w:t xml:space="preserve">. </w:t>
       </w:r>
     </w:p>
     <w:p>
@@ -536,6 +826,9 @@
         <w:jc w:val="center"/>
       </w:pPr>
       <w:r>
+        <w:rPr>
+          <w:noProof/>
+        </w:rPr>
         <w:drawing>
           <wp:inline distT="0" distB="0" distL="0" distR="0" wp14:anchorId="38FA04C9" wp14:editId="15C0653F">
             <wp:extent cx="4296375" cy="3362794"/>
@@ -552,7 +845,7 @@
                     <pic:cNvPicPr/>
                   </pic:nvPicPr>
                   <pic:blipFill>
-                    <a:blip r:embed="rId16"/>
+                    <a:blip r:embed="rId20"/>
                     <a:stretch>
                       <a:fillRect/>
                     </a:stretch>
@@ -574,27 +867,190 @@
       </w:r>
     </w:p>
     <w:p>
-      <w:pPr>
-        <w:jc w:val="center"/>
-      </w:pPr>
-    </w:p>
-    <w:p>
-      <w:r>
-        <w:rPr>
-          <w:b/>
-          <w:bCs/>
-        </w:rPr>
-        <w:t>Challenge:</w:t>
-      </w:r>
-      <w:r>
-        <w:t xml:space="preserve"> Change the colour of the centre light button.</w:t>
-      </w:r>
-    </w:p>
-    <w:p>
       <w:r>
         <w:br/>
       </w:r>
     </w:p>
+    <w:tbl>
+      <w:tblPr>
+        <w:tblW w:w="9026" w:type="dxa"/>
+        <w:tblBorders>
+          <w:top w:val="single" w:color="auto" w:sz="4" w:space="0"/>
+          <w:left w:val="single" w:color="auto" w:sz="4" w:space="0"/>
+          <w:bottom w:val="single" w:color="auto" w:sz="4" w:space="0"/>
+          <w:right w:val="single" w:color="auto" w:sz="4" w:space="0"/>
+          <w:insideH w:val="single" w:color="auto" w:sz="4" w:space="0"/>
+          <w:insideV w:val="single" w:color="auto" w:sz="4" w:space="0"/>
+        </w:tblBorders>
+        <w:tblCellMar>
+          <w:left w:w="10" w:type="dxa"/>
+          <w:right w:w="10" w:type="dxa"/>
+        </w:tblCellMar>
+        <w:tblLook w:val="04A0" w:firstRow="1" w:lastRow="0" w:firstColumn="1" w:lastColumn="0" w:noHBand="0" w:noVBand="1"/>
+      </w:tblPr>
+      <w:tblGrid>
+        <w:gridCol w:w="9026"/>
+      </w:tblGrid>
+      <w:tr>
+        <w:trPr>
+          <w:trHeight w:val="300"/>
+        </w:trPr>
+        <w:tc>
+          <w:tcPr>
+            <w:tcW w:w="9026" w:type="dxa"/>
+            <w:tcBorders>
+              <w:top w:val="single" w:color="F4A300" w:sz="1" w:space="0"/>
+              <w:left w:val="single" w:color="F4A300" w:sz="1" w:space="0"/>
+              <w:bottom w:val="single" w:color="F4A300" w:sz="1" w:space="0"/>
+              <w:right w:val="single" w:color="F4A300" w:sz="1" w:space="0"/>
+            </w:tcBorders>
+            <w:shd w:val="clear" w:color="auto" w:fill="FFF2CC"/>
+            <w:tcMar>
+              <w:top w:w="120" w:type="dxa"/>
+              <w:left w:w="180" w:type="dxa"/>
+              <w:bottom w:w="120" w:type="dxa"/>
+              <w:right w:w="180" w:type="dxa"/>
+            </w:tcMar>
+          </w:tcPr>
+          <w:p>
+            <w:pPr>
+              <w:spacing w:after="60"/>
+              <w:rPr>
+                <w:color w:val="FF6600"/>
+              </w:rPr>
+            </w:pPr>
+            <w:r>
+              <w:rPr>
+                <w:rFonts w:eastAsia="Arial" w:cs="Arial"/>
+                <w:b/>
+                <w:bCs/>
+                <w:color w:val="FF6600"/>
+              </w:rPr>
+              <w:t>Exercise</w:t>
+            </w:r>
+            <w:r>
+              <w:rPr>
+                <w:rFonts w:eastAsia="Arial" w:cs="Arial"/>
+                <w:b/>
+                <w:bCs/>
+                <w:color w:val="FF6600"/>
+              </w:rPr>
+              <w:t>s</w:t>
+            </w:r>
+          </w:p>
+          <w:p>
+            <w:pPr>
+              <w:pStyle w:val="ListParagraph"/>
+              <w:numPr>
+                <w:ilvl w:val="0"/>
+                <w:numId w:val="7"/>
+              </w:numPr>
+              <w:spacing w:before="60" w:after="60"/>
+              <w:rPr>
+                <w:rFonts w:eastAsia="Arial" w:cs="Arial"/>
+              </w:rPr>
+            </w:pPr>
+            <w:r>
+              <w:rPr>
+                <w:rFonts w:eastAsia="Arial" w:cs="Arial"/>
+              </w:rPr>
+              <w:t>Can you change each of the light settings</w:t>
+            </w:r>
+            <w:r>
+              <w:rPr>
+                <w:rFonts w:eastAsia="Arial" w:cs="Arial"/>
+              </w:rPr>
+              <w:t>?</w:t>
+            </w:r>
+          </w:p>
+          <w:p>
+            <w:pPr>
+              <w:pStyle w:val="ListParagraph"/>
+              <w:numPr>
+                <w:ilvl w:val="0"/>
+                <w:numId w:val="7"/>
+              </w:numPr>
+              <w:spacing w:before="60" w:after="60"/>
+            </w:pPr>
+            <w:r>
+              <w:rPr>
+                <w:rFonts w:eastAsia="Arial" w:cs="Arial"/>
+              </w:rPr>
+              <w:t>Can you create a program where the</w:t>
+            </w:r>
+            <w:r>
+              <w:rPr>
+                <w:rFonts w:eastAsia="Arial" w:cs="Arial"/>
+              </w:rPr>
+              <w:t xml:space="preserve"> </w:t>
+            </w:r>
+            <w:r>
+              <w:rPr>
+                <w:rFonts w:eastAsia="Arial" w:cs="Arial"/>
+              </w:rPr>
+              <w:t>power button light</w:t>
+            </w:r>
+            <w:r>
+              <w:rPr>
+                <w:rFonts w:eastAsia="Arial" w:cs="Arial"/>
+              </w:rPr>
+              <w:t xml:space="preserve"> starts on red </w:t>
+            </w:r>
+            <w:r>
+              <w:rPr>
+                <w:rFonts w:eastAsia="Arial" w:cs="Arial"/>
+              </w:rPr>
+              <w:t xml:space="preserve">for two seconds, </w:t>
+            </w:r>
+            <w:r>
+              <w:rPr>
+                <w:rFonts w:eastAsia="Arial" w:cs="Arial"/>
+              </w:rPr>
+              <w:t>goes to amber</w:t>
+            </w:r>
+            <w:r>
+              <w:rPr>
+                <w:rFonts w:eastAsia="Arial" w:cs="Arial"/>
+              </w:rPr>
+              <w:t xml:space="preserve">/orange for two seconds, </w:t>
+            </w:r>
+            <w:r>
+              <w:rPr>
+                <w:rFonts w:eastAsia="Arial" w:cs="Arial"/>
+              </w:rPr>
+              <w:t>and</w:t>
+            </w:r>
+            <w:r>
+              <w:rPr>
+                <w:rFonts w:eastAsia="Arial" w:cs="Arial"/>
+              </w:rPr>
+              <w:t xml:space="preserve"> then</w:t>
+            </w:r>
+            <w:r>
+              <w:rPr>
+                <w:rFonts w:eastAsia="Arial" w:cs="Arial"/>
+              </w:rPr>
+              <w:t xml:space="preserve"> ends on </w:t>
+            </w:r>
+            <w:r>
+              <w:rPr>
+                <w:rFonts w:eastAsia="Arial" w:cs="Arial"/>
+              </w:rPr>
+              <w:t xml:space="preserve">green? </w:t>
+            </w:r>
+            <w:r>
+              <w:rPr>
+                <w:rFonts w:eastAsia="Arial" w:cs="Arial"/>
+                <w:i/>
+                <w:iCs/>
+              </w:rPr>
+              <w:t>(Hint: you need to go to the ‘control’ blocks and find the ‘wait’ blocks to introduce a delay.)</w:t>
+            </w:r>
+          </w:p>
+        </w:tc>
+      </w:tr>
+    </w:tbl>
+    <w:p/>
     <w:p/>
     <w:p>
       <w:r>
@@ -622,6 +1078,9 @@
         <w:jc w:val="center"/>
       </w:pPr>
       <w:r>
+        <w:rPr>
+          <w:noProof/>
+        </w:rPr>
         <w:drawing>
           <wp:inline distT="0" distB="0" distL="0" distR="0" wp14:anchorId="54B79247" wp14:editId="28A9468A">
             <wp:extent cx="5731510" cy="3035300"/>
@@ -638,7 +1097,7 @@
                     <pic:cNvPicPr/>
                   </pic:nvPicPr>
                   <pic:blipFill>
-                    <a:blip r:embed="rId17"/>
+                    <a:blip r:embed="rId21"/>
                     <a:stretch>
                       <a:fillRect/>
                     </a:stretch>
@@ -664,54 +1123,168 @@
         <w:jc w:val="center"/>
       </w:pPr>
     </w:p>
-    <w:p>
+    <w:p/>
+    <w:tbl>
+      <w:tblPr>
+        <w:tblW w:w="9026" w:type="dxa"/>
+        <w:tblBorders>
+          <w:top w:val="single" w:color="auto" w:sz="4" w:space="0"/>
+          <w:left w:val="single" w:color="auto" w:sz="4" w:space="0"/>
+          <w:bottom w:val="single" w:color="auto" w:sz="4" w:space="0"/>
+          <w:right w:val="single" w:color="auto" w:sz="4" w:space="0"/>
+          <w:insideH w:val="single" w:color="auto" w:sz="4" w:space="0"/>
+          <w:insideV w:val="single" w:color="auto" w:sz="4" w:space="0"/>
+        </w:tblBorders>
+        <w:tblCellMar>
+          <w:left w:w="10" w:type="dxa"/>
+          <w:right w:w="10" w:type="dxa"/>
+        </w:tblCellMar>
+        <w:tblLook w:val="04A0" w:firstRow="1" w:lastRow="0" w:firstColumn="1" w:lastColumn="0" w:noHBand="0" w:noVBand="1"/>
+      </w:tblPr>
+      <w:tblGrid>
+        <w:gridCol w:w="9026"/>
+      </w:tblGrid>
+      <w:tr>
+        <w:trPr>
+          <w:trHeight w:val="300"/>
+        </w:trPr>
+        <w:tc>
+          <w:tcPr>
+            <w:tcW w:w="9026" w:type="dxa"/>
+            <w:tcBorders>
+              <w:top w:val="single" w:color="F4A300" w:sz="1" w:space="0"/>
+              <w:left w:val="single" w:color="F4A300" w:sz="1" w:space="0"/>
+              <w:bottom w:val="single" w:color="F4A300" w:sz="1" w:space="0"/>
+              <w:right w:val="single" w:color="F4A300" w:sz="1" w:space="0"/>
+            </w:tcBorders>
+            <w:shd w:val="clear" w:color="auto" w:fill="FFF2CC"/>
+            <w:tcMar>
+              <w:top w:w="120" w:type="dxa"/>
+              <w:left w:w="180" w:type="dxa"/>
+              <w:bottom w:w="120" w:type="dxa"/>
+              <w:right w:w="180" w:type="dxa"/>
+            </w:tcMar>
+          </w:tcPr>
+          <w:p>
+            <w:pPr>
+              <w:spacing w:after="60"/>
+              <w:rPr>
+                <w:color w:val="FF6600"/>
+              </w:rPr>
+            </w:pPr>
+            <w:r>
+              <w:rPr>
+                <w:rFonts w:eastAsia="Arial" w:cs="Arial"/>
+                <w:b/>
+                <w:bCs/>
+                <w:color w:val="FF6600"/>
+              </w:rPr>
+              <w:t>Exercise</w:t>
+            </w:r>
+            <w:r>
+              <w:rPr>
+                <w:rFonts w:eastAsia="Arial" w:cs="Arial"/>
+                <w:b/>
+                <w:bCs/>
+                <w:color w:val="FF6600"/>
+              </w:rPr>
+              <w:t>s</w:t>
+            </w:r>
+          </w:p>
+          <w:p>
+            <w:pPr>
+              <w:pStyle w:val="ListParagraph"/>
+              <w:numPr>
+                <w:ilvl w:val="0"/>
+                <w:numId w:val="8"/>
+              </w:numPr>
+              <w:spacing w:before="60" w:after="60"/>
+              <w:rPr>
+                <w:rFonts w:eastAsia="Arial" w:cs="Arial"/>
+              </w:rPr>
+            </w:pPr>
+            <w:r>
+              <w:rPr>
+                <w:rFonts w:eastAsia="Arial" w:cs="Arial"/>
+              </w:rPr>
+              <w:t xml:space="preserve">Can </w:t>
+            </w:r>
+            <w:r>
+              <w:rPr>
+                <w:rFonts w:eastAsia="Arial" w:cs="Arial"/>
+              </w:rPr>
+              <w:t>you add a third program that makes the robot spin side to side whilst the other two programs play?</w:t>
+            </w:r>
+          </w:p>
+          <w:p>
+            <w:pPr>
+              <w:pStyle w:val="ListParagraph"/>
+              <w:numPr>
+                <w:ilvl w:val="0"/>
+                <w:numId w:val="8"/>
+              </w:numPr>
+              <w:spacing w:before="60" w:after="60"/>
+            </w:pPr>
+            <w:r>
+              <w:rPr>
+                <w:b/>
+                <w:bCs/>
+              </w:rPr>
+              <w:t>(Optional, harder)</w:t>
+            </w:r>
+            <w:r>
+              <w:t xml:space="preserve"> Using the tune you created earlier</w:t>
+            </w:r>
+            <w:r>
+              <w:t xml:space="preserve"> or the piano music from the website, make </w:t>
+            </w:r>
+            <w:r>
+              <w:t xml:space="preserve">the power light change in time with the music. </w:t>
+            </w:r>
+          </w:p>
+        </w:tc>
+      </w:tr>
+    </w:tbl>
+    <w:p>
+      <w:r>
+        <w:br w:type="page"/>
+      </w:r>
+    </w:p>
+    <w:p/>
+    <w:p>
+      <w:pPr>
+        <w:pStyle w:val="Heading1"/>
+      </w:pPr>
+      <w:r>
+        <w:t>The distance sensor</w:t>
+      </w:r>
+    </w:p>
+    <w:p>
+      <w:r>
+        <w:t xml:space="preserve">The robot has a distance sensor at the front. This allows the robot to respond to </w:t>
+      </w:r>
+      <w:proofErr w:type="spellStart"/>
+      <w:r>
+        <w:t>it’s</w:t>
+      </w:r>
+      <w:proofErr w:type="spellEnd"/>
+      <w:r>
+        <w:t xml:space="preserve"> ‘eyes’ being covered. Try the below code and see what happens!</w:t>
+      </w:r>
+    </w:p>
+    <w:p/>
+    <w:p>
+      <w:pPr>
+        <w:jc w:val="center"/>
+      </w:pPr>
       <w:r>
         <w:rPr>
-          <w:b/>
-          <w:bCs/>
+          <w:noProof/>
         </w:rPr>
-        <w:t xml:space="preserve">Challenge: </w:t>
-      </w:r>
-      <w:r>
-        <w:t>make the robot spin side to side whilst the other two programs play.</w:t>
-      </w:r>
-      <w:r>
-        <w:br w:type="page"/>
-      </w:r>
-    </w:p>
-    <w:p/>
-    <w:p>
-      <w:pPr>
-        <w:pStyle w:val="Heading1"/>
-      </w:pPr>
-      <w:r>
-        <w:t>The distance sensor</w:t>
-      </w:r>
-    </w:p>
-    <w:p/>
-    <w:p>
-      <w:r>
-        <w:t xml:space="preserve">The robot has a distance sensor at the front. This allows the robot to respond to </w:t>
-      </w:r>
-      <w:proofErr w:type="spellStart"/>
-      <w:r>
-        <w:t>it’s</w:t>
-      </w:r>
-      <w:proofErr w:type="spellEnd"/>
-      <w:r>
-        <w:t xml:space="preserve"> ‘eyes’ being covered. Try the below code and see what happens!</w:t>
-      </w:r>
-    </w:p>
-    <w:p/>
-    <w:p>
-      <w:pPr>
-        <w:jc w:val="center"/>
-      </w:pPr>
-      <w:r>
         <w:drawing>
-          <wp:inline distT="0" distB="0" distL="0" distR="0" wp14:anchorId="7E7EB433" wp14:editId="09AE312C">
-            <wp:extent cx="5731510" cy="3415030"/>
-            <wp:effectExtent l="0" t="0" r="2540" b="0"/>
+          <wp:inline distT="0" distB="0" distL="0" distR="0" wp14:anchorId="7E7EB433" wp14:editId="4CF61874">
+            <wp:extent cx="5882846" cy="3505200"/>
+            <wp:effectExtent l="0" t="0" r="3810" b="0"/>
             <wp:docPr id="248807863" name="Picture 1" descr="A screenshot of a computer&#10;&#10;AI-generated content may be incorrect."/>
             <wp:cNvGraphicFramePr>
               <a:graphicFrameLocks xmlns:a="http://schemas.openxmlformats.org/drawingml/2006/main" noChangeAspect="1"/>
@@ -724,7 +1297,7 @@
                     <pic:cNvPicPr/>
                   </pic:nvPicPr>
                   <pic:blipFill>
-                    <a:blip r:embed="rId18"/>
+                    <a:blip r:embed="rId22"/>
                     <a:stretch>
                       <a:fillRect/>
                     </a:stretch>
@@ -732,7 +1305,7 @@
                   <pic:spPr>
                     <a:xfrm>
                       <a:off x="0" y="0"/>
-                      <a:ext cx="5731510" cy="3415030"/>
+                      <a:ext cx="5892407" cy="3510897"/>
                     </a:xfrm>
                     <a:prstGeom prst="rect">
                       <a:avLst/>
@@ -746,7 +1319,6 @@
       </w:r>
     </w:p>
     <w:p/>
-    <w:p/>
     <w:p>
       <w:r>
         <w:t>The distance sensor uses ultrasonic sound to detect when objects are close. This is like a bat or a whale or a submarine using echolocation</w:t>
@@ -755,7 +1327,6 @@
         <w:t>.</w:t>
       </w:r>
     </w:p>
-    <w:p/>
     <w:p>
       <w:pPr>
         <w:jc w:val="center"/>
@@ -780,7 +1351,7 @@
                     <pic:cNvPicPr/>
                   </pic:nvPicPr>
                   <pic:blipFill rotWithShape="1">
-                    <a:blip r:embed="rId19"/>
+                    <a:blip r:embed="rId23"/>
                     <a:srcRect b="52011"/>
                     <a:stretch/>
                   </pic:blipFill>
@@ -832,7 +1403,7 @@
                     </pic:cNvPicPr>
                   </pic:nvPicPr>
                   <pic:blipFill rotWithShape="1">
-                    <a:blip r:embed="rId20">
+                    <a:blip r:embed="rId24">
                       <a:extLst>
                         <a:ext uri="{28A0092B-C50C-407E-A947-70E740481C1C}">
                           <a14:useLocalDpi xmlns:a14="http://schemas.microsoft.com/office/drawing/2010/main" val="0"/>
@@ -866,6 +1437,114 @@
           </wp:inline>
         </w:drawing>
       </w:r>
+    </w:p>
+    <w:p>
+      <w:pPr>
+        <w:jc w:val="center"/>
+      </w:pPr>
+    </w:p>
+    <w:tbl>
+      <w:tblPr>
+        <w:tblW w:w="9026" w:type="dxa"/>
+        <w:tblBorders>
+          <w:top w:val="single" w:color="auto" w:sz="4" w:space="0"/>
+          <w:left w:val="single" w:color="auto" w:sz="4" w:space="0"/>
+          <w:bottom w:val="single" w:color="auto" w:sz="4" w:space="0"/>
+          <w:right w:val="single" w:color="auto" w:sz="4" w:space="0"/>
+          <w:insideH w:val="single" w:color="auto" w:sz="4" w:space="0"/>
+          <w:insideV w:val="single" w:color="auto" w:sz="4" w:space="0"/>
+        </w:tblBorders>
+        <w:tblCellMar>
+          <w:left w:w="10" w:type="dxa"/>
+          <w:right w:w="10" w:type="dxa"/>
+        </w:tblCellMar>
+        <w:tblLook w:val="04A0" w:firstRow="1" w:lastRow="0" w:firstColumn="1" w:lastColumn="0" w:noHBand="0" w:noVBand="1"/>
+      </w:tblPr>
+      <w:tblGrid>
+        <w:gridCol w:w="9026"/>
+      </w:tblGrid>
+      <w:tr>
+        <w:trPr>
+          <w:trHeight w:val="300"/>
+        </w:trPr>
+        <w:tc>
+          <w:tcPr>
+            <w:tcW w:w="9026" w:type="dxa"/>
+            <w:tcBorders>
+              <w:top w:val="single" w:color="F4A300" w:sz="1" w:space="0"/>
+              <w:left w:val="single" w:color="F4A300" w:sz="1" w:space="0"/>
+              <w:bottom w:val="single" w:color="F4A300" w:sz="1" w:space="0"/>
+              <w:right w:val="single" w:color="F4A300" w:sz="1" w:space="0"/>
+            </w:tcBorders>
+            <w:shd w:val="clear" w:color="auto" w:fill="FFF2CC"/>
+            <w:tcMar>
+              <w:top w:w="120" w:type="dxa"/>
+              <w:left w:w="180" w:type="dxa"/>
+              <w:bottom w:w="120" w:type="dxa"/>
+              <w:right w:w="180" w:type="dxa"/>
+            </w:tcMar>
+          </w:tcPr>
+          <w:p>
+            <w:pPr>
+              <w:spacing w:after="60"/>
+              <w:rPr>
+                <w:color w:val="FF6600"/>
+              </w:rPr>
+            </w:pPr>
+            <w:r>
+              <w:rPr>
+                <w:rFonts w:eastAsia="Arial" w:cs="Arial"/>
+                <w:b/>
+                <w:bCs/>
+                <w:color w:val="FF6600"/>
+              </w:rPr>
+              <w:t>Exercise</w:t>
+            </w:r>
+            <w:r>
+              <w:rPr>
+                <w:rFonts w:eastAsia="Arial" w:cs="Arial"/>
+                <w:b/>
+                <w:bCs/>
+                <w:color w:val="FF6600"/>
+              </w:rPr>
+              <w:t>s</w:t>
+            </w:r>
+          </w:p>
+          <w:p>
+            <w:pPr>
+              <w:pStyle w:val="ListParagraph"/>
+              <w:numPr>
+                <w:ilvl w:val="0"/>
+                <w:numId w:val="9"/>
+              </w:numPr>
+              <w:spacing w:before="60" w:after="60"/>
+            </w:pPr>
+            <w:r>
+              <w:rPr>
+                <w:rFonts w:eastAsia="Arial" w:cs="Arial"/>
+              </w:rPr>
+              <w:t xml:space="preserve">Can </w:t>
+            </w:r>
+            <w:r>
+              <w:rPr>
+                <w:rFonts w:eastAsia="Arial" w:cs="Arial"/>
+              </w:rPr>
+              <w:t xml:space="preserve">you create a program where the robot moves </w:t>
+            </w:r>
+            <w:r>
+              <w:rPr>
+                <w:rFonts w:eastAsia="Arial" w:cs="Arial"/>
+              </w:rPr>
+              <w:t>backwards and then makes a sound whenever you cover it’s ‘eyes’?</w:t>
+            </w:r>
+          </w:p>
+        </w:tc>
+      </w:tr>
+    </w:tbl>
+    <w:p>
+      <w:pPr>
+        <w:jc w:val="center"/>
+      </w:pPr>
       <w:r>
         <w:br w:type="page"/>
       </w:r>
@@ -913,13 +1592,25 @@
         <w:t>red</w:t>
       </w:r>
       <w:r>
-        <w:t xml:space="preserve">. It will set the centre light button </w:t>
+        <w:t xml:space="preserve">. It will set the </w:t>
+      </w:r>
+      <w:r>
+        <w:t>power button light</w:t>
+      </w:r>
+      <w:r>
+        <w:t xml:space="preserve"> </w:t>
       </w:r>
       <w:r>
         <w:t>red and</w:t>
       </w:r>
       <w:r>
-        <w:t xml:space="preserve"> show a tick if the sensor is directed at something red. Otherwise it will set the centre light button to white and show a cross. </w:t>
+        <w:t xml:space="preserve"> show a tick if the sensor is directed at something red. Otherwise it will set the </w:t>
+      </w:r>
+      <w:r>
+        <w:t>power button light</w:t>
+      </w:r>
+      <w:r>
+        <w:t xml:space="preserve"> to white and show a cross. </w:t>
       </w:r>
     </w:p>
     <w:p/>
@@ -928,10 +1619,13 @@
         <w:jc w:val="center"/>
       </w:pPr>
       <w:r>
+        <w:rPr>
+          <w:noProof/>
+        </w:rPr>
         <w:drawing>
-          <wp:inline distT="0" distB="0" distL="0" distR="0" wp14:anchorId="52D7AAEA" wp14:editId="3ADC26CC">
-            <wp:extent cx="5297170" cy="5564200"/>
-            <wp:effectExtent l="0" t="0" r="0" b="0"/>
+          <wp:inline distT="0" distB="0" distL="0" distR="0" wp14:anchorId="52D7AAEA" wp14:editId="5C91762E">
+            <wp:extent cx="4624623" cy="4857750"/>
+            <wp:effectExtent l="0" t="0" r="5080" b="0"/>
             <wp:docPr id="1844212797" name="Picture 1" descr="A screenshot of a computer&#10;&#10;AI-generated content may be incorrect."/>
             <wp:cNvGraphicFramePr>
               <a:graphicFrameLocks xmlns:a="http://schemas.openxmlformats.org/drawingml/2006/main" noChangeAspect="1"/>
@@ -944,7 +1638,7 @@
                     <pic:cNvPicPr/>
                   </pic:nvPicPr>
                   <pic:blipFill>
-                    <a:blip r:embed="rId21"/>
+                    <a:blip r:embed="rId25"/>
                     <a:stretch>
                       <a:fillRect/>
                     </a:stretch>
@@ -952,7 +1646,7 @@
                   <pic:spPr>
                     <a:xfrm>
                       <a:off x="0" y="0"/>
-                      <a:ext cx="5299051" cy="5566176"/>
+                      <a:ext cx="4630605" cy="4864033"/>
                     </a:xfrm>
                     <a:prstGeom prst="rect">
                       <a:avLst/>
@@ -966,19 +1660,92 @@
       </w:r>
     </w:p>
     <w:p/>
-    <w:p>
-      <w:r>
-        <w:rPr>
-          <w:b/>
-          <w:bCs/>
-        </w:rPr>
-        <w:t>Challenge:</w:t>
-      </w:r>
-      <w:r>
-        <w:t xml:space="preserve"> modify the program so it detects a different colour instead!</w:t>
-      </w:r>
-    </w:p>
-    <w:p/>
+    <w:tbl>
+      <w:tblPr>
+        <w:tblW w:w="9026" w:type="dxa"/>
+        <w:tblBorders>
+          <w:top w:val="single" w:color="auto" w:sz="4" w:space="0"/>
+          <w:left w:val="single" w:color="auto" w:sz="4" w:space="0"/>
+          <w:bottom w:val="single" w:color="auto" w:sz="4" w:space="0"/>
+          <w:right w:val="single" w:color="auto" w:sz="4" w:space="0"/>
+          <w:insideH w:val="single" w:color="auto" w:sz="4" w:space="0"/>
+          <w:insideV w:val="single" w:color="auto" w:sz="4" w:space="0"/>
+        </w:tblBorders>
+        <w:tblCellMar>
+          <w:left w:w="10" w:type="dxa"/>
+          <w:right w:w="10" w:type="dxa"/>
+        </w:tblCellMar>
+        <w:tblLook w:val="04A0" w:firstRow="1" w:lastRow="0" w:firstColumn="1" w:lastColumn="0" w:noHBand="0" w:noVBand="1"/>
+      </w:tblPr>
+      <w:tblGrid>
+        <w:gridCol w:w="9026"/>
+      </w:tblGrid>
+      <w:tr>
+        <w:trPr>
+          <w:trHeight w:val="300"/>
+        </w:trPr>
+        <w:tc>
+          <w:tcPr>
+            <w:tcW w:w="9026" w:type="dxa"/>
+            <w:tcBorders>
+              <w:top w:val="single" w:color="F4A300" w:sz="1" w:space="0"/>
+              <w:left w:val="single" w:color="F4A300" w:sz="1" w:space="0"/>
+              <w:bottom w:val="single" w:color="F4A300" w:sz="1" w:space="0"/>
+              <w:right w:val="single" w:color="F4A300" w:sz="1" w:space="0"/>
+            </w:tcBorders>
+            <w:shd w:val="clear" w:color="auto" w:fill="FFF2CC"/>
+            <w:tcMar>
+              <w:top w:w="120" w:type="dxa"/>
+              <w:left w:w="180" w:type="dxa"/>
+              <w:bottom w:w="120" w:type="dxa"/>
+              <w:right w:w="180" w:type="dxa"/>
+            </w:tcMar>
+          </w:tcPr>
+          <w:p>
+            <w:pPr>
+              <w:spacing w:after="60"/>
+              <w:rPr>
+                <w:color w:val="FF6600"/>
+              </w:rPr>
+            </w:pPr>
+            <w:r>
+              <w:rPr>
+                <w:rFonts w:eastAsia="Arial" w:cs="Arial"/>
+                <w:b/>
+                <w:bCs/>
+                <w:color w:val="FF6600"/>
+              </w:rPr>
+              <w:t>Exercise</w:t>
+            </w:r>
+            <w:r>
+              <w:rPr>
+                <w:rFonts w:eastAsia="Arial" w:cs="Arial"/>
+                <w:b/>
+                <w:bCs/>
+                <w:color w:val="FF6600"/>
+              </w:rPr>
+              <w:t>s</w:t>
+            </w:r>
+          </w:p>
+          <w:p>
+            <w:pPr>
+              <w:pStyle w:val="ListParagraph"/>
+              <w:numPr>
+                <w:ilvl w:val="0"/>
+                <w:numId w:val="10"/>
+              </w:numPr>
+              <w:spacing w:before="60" w:after="60"/>
+            </w:pPr>
+            <w:r>
+              <w:rPr>
+                <w:rFonts w:eastAsia="Arial" w:cs="Arial"/>
+              </w:rPr>
+              <w:t>Can you modify the program so the robot detects a different colour instead? Please grab some coloured tape or ask for some if you want to check it’s working.</w:t>
+            </w:r>
+          </w:p>
+        </w:tc>
+      </w:tr>
+    </w:tbl>
     <w:p>
       <w:pPr>
         <w:pStyle w:val="Heading1"/>
@@ -1021,9 +1788,49 @@
         <w:t xml:space="preserve"> into something shorter that works better all the time. </w:t>
       </w:r>
     </w:p>
+    <w:p>
+      <w:r>
+        <w:t xml:space="preserve">In the program below we use a forever block to have our robot keep checking what the colour sensor is seeing </w:t>
+      </w:r>
+      <w:r>
+        <w:rPr>
+          <w:i/>
+          <w:iCs/>
+        </w:rPr>
+        <w:t>forever</w:t>
+      </w:r>
+      <w:r>
+        <w:t xml:space="preserve">. </w:t>
+      </w:r>
+      <w:r>
+        <w:t xml:space="preserve">We then place </w:t>
+      </w:r>
+      <w:r>
+        <w:t>a</w:t>
+      </w:r>
+      <w:r>
+        <w:t xml:space="preserve"> light blue oval blue </w:t>
+      </w:r>
+      <w:r>
+        <w:rPr>
+          <w:i/>
+          <w:iCs/>
+        </w:rPr>
+        <w:t>inside</w:t>
+      </w:r>
+      <w:r>
+        <w:t xml:space="preserve"> the set power button light block</w:t>
+      </w:r>
+      <w:r>
+        <w:t xml:space="preserve">, so that the colour is whatever the colour sensor is seeing. </w:t>
+      </w:r>
+    </w:p>
     <w:p/>
     <w:p>
       <w:r>
+        <w:rPr>
+          <w:noProof/>
+        </w:rPr>
         <w:drawing>
           <wp:inline distT="0" distB="0" distL="0" distR="0" wp14:anchorId="549BF19D" wp14:editId="0D80688C">
             <wp:extent cx="5731510" cy="2738755"/>
@@ -1040,7 +1847,7 @@
                     <pic:cNvPicPr/>
                   </pic:nvPicPr>
                   <pic:blipFill>
-                    <a:blip r:embed="rId22"/>
+                    <a:blip r:embed="rId26"/>
                     <a:stretch>
                       <a:fillRect/>
                     </a:stretch>
@@ -1107,6 +1914,9 @@
         <w:jc w:val="center"/>
       </w:pPr>
       <w:r>
+        <w:rPr>
+          <w:noProof/>
+        </w:rPr>
         <w:drawing>
           <wp:inline distT="0" distB="0" distL="0" distR="0" wp14:anchorId="0559B6DD" wp14:editId="7C185C5C">
             <wp:extent cx="5668166" cy="3867690"/>
@@ -1123,7 +1933,7 @@
                     <pic:cNvPicPr/>
                   </pic:nvPicPr>
                   <pic:blipFill>
-                    <a:blip r:embed="rId23"/>
+                    <a:blip r:embed="rId27"/>
                     <a:stretch>
                       <a:fillRect/>
                     </a:stretch>
@@ -1145,6 +1955,143 @@
       </w:r>
     </w:p>
     <w:p/>
+    <w:p/>
+    <w:tbl>
+      <w:tblPr>
+        <w:tblW w:w="9026" w:type="dxa"/>
+        <w:tblBorders>
+          <w:top w:val="single" w:color="auto" w:sz="4" w:space="0"/>
+          <w:left w:val="single" w:color="auto" w:sz="4" w:space="0"/>
+          <w:bottom w:val="single" w:color="auto" w:sz="4" w:space="0"/>
+          <w:right w:val="single" w:color="auto" w:sz="4" w:space="0"/>
+          <w:insideH w:val="single" w:color="auto" w:sz="4" w:space="0"/>
+          <w:insideV w:val="single" w:color="auto" w:sz="4" w:space="0"/>
+        </w:tblBorders>
+        <w:tblCellMar>
+          <w:left w:w="10" w:type="dxa"/>
+          <w:right w:w="10" w:type="dxa"/>
+        </w:tblCellMar>
+        <w:tblLook w:val="04A0" w:firstRow="1" w:lastRow="0" w:firstColumn="1" w:lastColumn="0" w:noHBand="0" w:noVBand="1"/>
+      </w:tblPr>
+      <w:tblGrid>
+        <w:gridCol w:w="9026"/>
+      </w:tblGrid>
+      <w:tr>
+        <w:trPr>
+          <w:trHeight w:val="300"/>
+        </w:trPr>
+        <w:tc>
+          <w:tcPr>
+            <w:tcW w:w="9026" w:type="dxa"/>
+            <w:tcBorders>
+              <w:top w:val="single" w:color="F4A300" w:sz="1" w:space="0"/>
+              <w:left w:val="single" w:color="F4A300" w:sz="1" w:space="0"/>
+              <w:bottom w:val="single" w:color="F4A300" w:sz="1" w:space="0"/>
+              <w:right w:val="single" w:color="F4A300" w:sz="1" w:space="0"/>
+            </w:tcBorders>
+            <w:shd w:val="clear" w:color="auto" w:fill="FFF2CC"/>
+            <w:tcMar>
+              <w:top w:w="120" w:type="dxa"/>
+              <w:left w:w="180" w:type="dxa"/>
+              <w:bottom w:w="120" w:type="dxa"/>
+              <w:right w:w="180" w:type="dxa"/>
+            </w:tcMar>
+          </w:tcPr>
+          <w:p>
+            <w:pPr>
+              <w:spacing w:after="60"/>
+              <w:rPr>
+                <w:color w:val="FF6600"/>
+              </w:rPr>
+            </w:pPr>
+            <w:r>
+              <w:rPr>
+                <w:rFonts w:eastAsia="Arial" w:cs="Arial"/>
+                <w:b/>
+                <w:bCs/>
+                <w:color w:val="FF6600"/>
+              </w:rPr>
+              <w:t>Exercise</w:t>
+            </w:r>
+            <w:r>
+              <w:rPr>
+                <w:rFonts w:eastAsia="Arial" w:cs="Arial"/>
+                <w:b/>
+                <w:bCs/>
+                <w:color w:val="FF6600"/>
+              </w:rPr>
+              <w:t>s</w:t>
+            </w:r>
+          </w:p>
+          <w:p>
+            <w:pPr>
+              <w:pStyle w:val="ListParagraph"/>
+              <w:numPr>
+                <w:ilvl w:val="0"/>
+                <w:numId w:val="11"/>
+              </w:numPr>
+              <w:spacing w:before="60" w:after="60"/>
+            </w:pPr>
+            <w:r>
+              <w:rPr>
+                <w:rFonts w:eastAsia="Arial" w:cs="Arial"/>
+              </w:rPr>
+              <w:t>M</w:t>
+            </w:r>
+            <w:r>
+              <w:rPr>
+                <w:rFonts w:eastAsia="Arial" w:cs="Arial"/>
+              </w:rPr>
+              <w:t xml:space="preserve">ake </w:t>
+            </w:r>
+            <w:r>
+              <w:rPr>
+                <w:rFonts w:eastAsia="Arial" w:cs="Arial"/>
+              </w:rPr>
+              <w:t xml:space="preserve">a program where </w:t>
+            </w:r>
+            <w:r>
+              <w:rPr>
+                <w:rFonts w:eastAsia="Arial" w:cs="Arial"/>
+              </w:rPr>
+              <w:t xml:space="preserve">the robot respond in a different way after it passes the red line. </w:t>
+            </w:r>
+          </w:p>
+          <w:p>
+            <w:pPr>
+              <w:pStyle w:val="ListParagraph"/>
+              <w:numPr>
+                <w:ilvl w:val="1"/>
+                <w:numId w:val="11"/>
+              </w:numPr>
+              <w:spacing w:before="60" w:after="60"/>
+            </w:pPr>
+            <w:r>
+              <w:rPr>
+                <w:rFonts w:eastAsia="Arial" w:cs="Arial"/>
+              </w:rPr>
+              <w:t>You could make it turn around, or spin in a circle, or play a different sound, or pull a face.</w:t>
+            </w:r>
+          </w:p>
+          <w:p>
+            <w:pPr>
+              <w:pStyle w:val="ListParagraph"/>
+              <w:numPr>
+                <w:ilvl w:val="0"/>
+                <w:numId w:val="11"/>
+              </w:numPr>
+              <w:spacing w:before="60" w:after="60"/>
+            </w:pPr>
+            <w:r>
+              <w:t>Make a program where the robot will keep moving</w:t>
+            </w:r>
+            <w:r>
+              <w:t xml:space="preserve"> when it passes the red line, but change the centre light button to red, and stop moving once it crosses a blue line.</w:t>
+            </w:r>
+          </w:p>
+        </w:tc>
+      </w:tr>
+    </w:tbl>
     <w:p>
       <w:pPr>
         <w:rPr>
@@ -1152,23 +2099,6 @@
           <w:bCs/>
         </w:rPr>
       </w:pPr>
-      <w:r>
-        <w:rPr>
-          <w:b/>
-          <w:bCs/>
-        </w:rPr>
-        <w:t xml:space="preserve">Challenge: </w:t>
-      </w:r>
-      <w:r>
-        <w:rPr>
-          <w:b/>
-          <w:bCs/>
-        </w:rPr>
-        <w:t xml:space="preserve"> </w:t>
-      </w:r>
-      <w:r>
-        <w:t xml:space="preserve">make the robot respond in a different way after it passes the red line. You could make it turn around, or spin in a circle, or play a different sound, or pull a face. </w:t>
-      </w:r>
       <w:r>
         <w:rPr>
           <w:b/>
@@ -1279,9 +2209,12 @@
         <w:jc w:val="center"/>
       </w:pPr>
       <w:r>
+        <w:rPr>
+          <w:noProof/>
+        </w:rPr>
         <w:drawing>
-          <wp:inline distT="0" distB="0" distL="0" distR="0" wp14:anchorId="31EC4697" wp14:editId="3B5B7BD7">
-            <wp:extent cx="2896235" cy="4882039"/>
+          <wp:inline distT="0" distB="0" distL="0" distR="0" wp14:anchorId="31EC4697" wp14:editId="0389BFC7">
+            <wp:extent cx="2729259" cy="4600575"/>
             <wp:effectExtent l="0" t="0" r="0" b="0"/>
             <wp:docPr id="1098267068" name="Picture 1" descr="A screenshot of a phone&#10;&#10;AI-generated content may be incorrect."/>
             <wp:cNvGraphicFramePr>
@@ -1295,7 +2228,7 @@
                     <pic:cNvPicPr/>
                   </pic:nvPicPr>
                   <pic:blipFill>
-                    <a:blip r:embed="rId24"/>
+                    <a:blip r:embed="rId28"/>
                     <a:stretch>
                       <a:fillRect/>
                     </a:stretch>
@@ -1303,7 +2236,7 @@
                   <pic:spPr>
                     <a:xfrm>
                       <a:off x="0" y="0"/>
-                      <a:ext cx="2902265" cy="4892203"/>
+                      <a:ext cx="2737638" cy="4614699"/>
                     </a:xfrm>
                     <a:prstGeom prst="rect">
                       <a:avLst/>
@@ -1318,40 +2251,105 @@
     </w:p>
     <w:p>
       <w:pPr>
-        <w:rPr>
-          <w:b/>
-          <w:bCs/>
-        </w:rPr>
-      </w:pPr>
-    </w:p>
-    <w:p>
-      <w:r>
-        <w:rPr>
-          <w:b/>
-          <w:bCs/>
-        </w:rPr>
-        <w:t>Challenge</w:t>
-      </w:r>
-      <w:r>
-        <w:rPr>
-          <w:b/>
-          <w:bCs/>
-        </w:rPr>
-        <w:t>:</w:t>
-      </w:r>
-      <w:r>
-        <w:t xml:space="preserve"> write a program that makes the robot happy/excited whenever you </w:t>
-      </w:r>
-      <w:r>
-        <w:t>shake it!</w:t>
-      </w:r>
-      <w:r>
-        <w:t xml:space="preserve"> Make a face that looks happy to you, find a sound that sounds excited. </w:t>
-      </w:r>
-    </w:p>
+        <w:jc w:val="center"/>
+      </w:pPr>
+    </w:p>
+    <w:tbl>
+      <w:tblPr>
+        <w:tblW w:w="9026" w:type="dxa"/>
+        <w:tblBorders>
+          <w:top w:val="single" w:color="auto" w:sz="4" w:space="0"/>
+          <w:left w:val="single" w:color="auto" w:sz="4" w:space="0"/>
+          <w:bottom w:val="single" w:color="auto" w:sz="4" w:space="0"/>
+          <w:right w:val="single" w:color="auto" w:sz="4" w:space="0"/>
+          <w:insideH w:val="single" w:color="auto" w:sz="4" w:space="0"/>
+          <w:insideV w:val="single" w:color="auto" w:sz="4" w:space="0"/>
+        </w:tblBorders>
+        <w:tblCellMar>
+          <w:left w:w="10" w:type="dxa"/>
+          <w:right w:w="10" w:type="dxa"/>
+        </w:tblCellMar>
+        <w:tblLook w:val="04A0" w:firstRow="1" w:lastRow="0" w:firstColumn="1" w:lastColumn="0" w:noHBand="0" w:noVBand="1"/>
+      </w:tblPr>
+      <w:tblGrid>
+        <w:gridCol w:w="9026"/>
+      </w:tblGrid>
+      <w:tr>
+        <w:trPr>
+          <w:trHeight w:val="300"/>
+        </w:trPr>
+        <w:tc>
+          <w:tcPr>
+            <w:tcW w:w="9026" w:type="dxa"/>
+            <w:tcBorders>
+              <w:top w:val="single" w:color="F4A300" w:sz="1" w:space="0"/>
+              <w:left w:val="single" w:color="F4A300" w:sz="1" w:space="0"/>
+              <w:bottom w:val="single" w:color="F4A300" w:sz="1" w:space="0"/>
+              <w:right w:val="single" w:color="F4A300" w:sz="1" w:space="0"/>
+            </w:tcBorders>
+            <w:shd w:val="clear" w:color="auto" w:fill="FFF2CC"/>
+            <w:tcMar>
+              <w:top w:w="120" w:type="dxa"/>
+              <w:left w:w="180" w:type="dxa"/>
+              <w:bottom w:w="120" w:type="dxa"/>
+              <w:right w:w="180" w:type="dxa"/>
+            </w:tcMar>
+          </w:tcPr>
+          <w:p>
+            <w:pPr>
+              <w:spacing w:after="60"/>
+              <w:rPr>
+                <w:color w:val="FF6600"/>
+              </w:rPr>
+            </w:pPr>
+            <w:r>
+              <w:rPr>
+                <w:rFonts w:eastAsia="Arial" w:cs="Arial"/>
+                <w:b/>
+                <w:bCs/>
+                <w:color w:val="FF6600"/>
+              </w:rPr>
+              <w:t>Exercise</w:t>
+            </w:r>
+            <w:r>
+              <w:rPr>
+                <w:rFonts w:eastAsia="Arial" w:cs="Arial"/>
+                <w:b/>
+                <w:bCs/>
+                <w:color w:val="FF6600"/>
+              </w:rPr>
+              <w:t>s</w:t>
+            </w:r>
+          </w:p>
+          <w:p>
+            <w:pPr>
+              <w:pStyle w:val="ListParagraph"/>
+              <w:numPr>
+                <w:ilvl w:val="0"/>
+                <w:numId w:val="12"/>
+              </w:numPr>
+              <w:spacing w:before="60" w:after="60"/>
+            </w:pPr>
+            <w:r>
+              <w:rPr>
+                <w:rFonts w:eastAsia="Arial" w:cs="Arial"/>
+              </w:rPr>
+              <w:t>W</w:t>
+            </w:r>
+            <w:r>
+              <w:rPr>
+                <w:rFonts w:eastAsia="Arial" w:cs="Arial"/>
+              </w:rPr>
+              <w:t>rite a program that makes the robot happy/excited whenever you shake it! Make a face that looks happy to you, find a sound that sounds excited.</w:t>
+            </w:r>
+          </w:p>
+        </w:tc>
+      </w:tr>
+    </w:tbl>
+    <w:p/>
     <w:sectPr>
-      <w:footerReference w:type="default" r:id="rId25"/>
-      <w:pgSz w:w="11906" w:h="16838"/>
+      <w:footerReference w:type="default" r:id="rId29"/>
+      <w:pgSz w:w="11906" w:h="16838" w:orient="portrait"/>
       <w:pgMar w:top="1440" w:right="1440" w:bottom="1440" w:left="1440" w:header="708" w:footer="708" w:gutter="0"/>
       <w:cols w:space="708"/>
       <w:docGrid w:linePitch="360"/>
@@ -1465,6 +2463,187 @@
 <file path=word/numbering.xml><?xml version="1.0" encoding="utf-8"?>
 <w:numbering xmlns:wpc="http://schemas.microsoft.com/office/word/2010/wordprocessingCanvas" xmlns:cx="http://schemas.microsoft.com/office/drawing/2014/chartex" xmlns:cx1="http://schemas.microsoft.com/office/drawing/2015/9/8/chartex" xmlns:cx2="http://schemas.microsoft.com/office/drawing/2015/10/21/chartex" xmlns:cx3="http://schemas.microsoft.com/office/drawing/2016/5/9/chartex" xmlns:cx4="http://schemas.microsoft.com/office/drawing/2016/5/10/chartex" xmlns:cx5="http://schemas.microsoft.com/office/drawing/2016/5/11/chartex" xmlns:cx6="http://schemas.microsoft.com/office/drawing/2016/5/12/chartex" xmlns:cx7="http://schemas.microsoft.com/office/drawing/2016/5/13/chartex" xmlns:cx8="http://schemas.microsoft.com/office/drawing/2016/5/14/chartex" xmlns:mc="http://schemas.openxmlformats.org/markup-compatibility/2006" xmlns:aink="http://schemas.microsoft.com/office/drawing/2016/ink" xmlns:am3d="http://schemas.microsoft.com/office/drawing/2017/model3d" xmlns:o="urn:schemas-microsoft-com:office:office" xmlns:oel="http://schemas.microsoft.com/office/2019/extlst" xmlns:r="http://schemas.openxmlformats.org/officeDocument/2006/relationships" xmlns:m="http://schemas.openxmlformats.org/officeDocument/2006/math" xmlns:v="urn:schemas-microsoft-com:vml" xmlns:wp14="http://schemas.microsoft.com/office/word/2010/wordprocessingDrawing" xmlns:wp="http://schemas.openxmlformats.org/drawingml/2006/wordprocessingDrawing" xmlns:w10="urn:schemas-microsoft-com:office:word" xmlns:w="http://schemas.openxmlformats.org/wordprocessingml/2006/main" xmlns:w14="http://schemas.microsoft.com/office/word/2010/wordml" xmlns:w15="http://schemas.microsoft.com/office/word/2012/wordml" xmlns:w16cex="http://schemas.microsoft.com/office/word/2018/wordml/cex" xmlns:w16cid="http://schemas.microsoft.com/office/word/2016/wordml/cid" xmlns:w16="http://schemas.microsoft.com/office/word/2018/wordml" xmlns:w16du="http://schemas.microsoft.com/office/word/2023/wordml/word16du" xmlns:w16sdtdh="http://schemas.microsoft.com/office/word/2020/wordml/sdtdatahash" xmlns:w16sdtfl="http://schemas.microsoft.com/office/word/2024/wordml/sdtformatlock" xmlns:w16se="http://schemas.microsoft.com/office/word/2015/wordml/symex" xmlns:wpg="http://schemas.microsoft.com/office/word/2010/wordprocessingGroup" xmlns:wpi="http://schemas.microsoft.com/office/word/2010/wordprocessingInk" xmlns:wne="http://schemas.microsoft.com/office/word/2006/wordml" xmlns:wps="http://schemas.microsoft.com/office/word/2010/wordprocessingShape" mc:Ignorable="w14 w15 w16se w16cid w16 w16cex w16sdtdh w16sdtfl w16du wp14">
   <w:abstractNum w:abstractNumId="0" w15:restartNumberingAfterBreak="0">
+    <w:nsid w:val="098F61EC"/>
+    <w:multiLevelType w:val="hybridMultilevel"/>
+    <w:tmpl w:val="01580060"/>
+    <w:lvl w:ilvl="0" w:tplc="FFFFFFFF">
+      <w:start w:val="1"/>
+      <w:numFmt w:val="decimal"/>
+      <w:lvlText w:val="%1."/>
+      <w:lvlJc w:val="left"/>
+      <w:pPr>
+        <w:ind w:left="720" w:hanging="360"/>
+      </w:pPr>
+      <w:rPr>
+        <w:rFonts w:hint="default"/>
+      </w:rPr>
+    </w:lvl>
+    <w:lvl w:ilvl="1" w:tplc="08090003">
+      <w:start w:val="1"/>
+      <w:numFmt w:val="bullet"/>
+      <w:lvlText w:val="o"/>
+      <w:lvlJc w:val="left"/>
+      <w:pPr>
+        <w:ind w:left="1440" w:hanging="360"/>
+      </w:pPr>
+      <w:rPr>
+        <w:rFonts w:hint="default" w:ascii="Courier New" w:hAnsi="Courier New" w:cs="Courier New"/>
+      </w:rPr>
+    </w:lvl>
+    <w:lvl w:ilvl="2" w:tplc="FFFFFFFF" w:tentative="1">
+      <w:start w:val="1"/>
+      <w:numFmt w:val="lowerRoman"/>
+      <w:lvlText w:val="%3."/>
+      <w:lvlJc w:val="right"/>
+      <w:pPr>
+        <w:ind w:left="2160" w:hanging="180"/>
+      </w:pPr>
+    </w:lvl>
+    <w:lvl w:ilvl="3" w:tplc="FFFFFFFF" w:tentative="1">
+      <w:start w:val="1"/>
+      <w:numFmt w:val="decimal"/>
+      <w:lvlText w:val="%4."/>
+      <w:lvlJc w:val="left"/>
+      <w:pPr>
+        <w:ind w:left="2880" w:hanging="360"/>
+      </w:pPr>
+    </w:lvl>
+    <w:lvl w:ilvl="4" w:tplc="FFFFFFFF" w:tentative="1">
+      <w:start w:val="1"/>
+      <w:numFmt w:val="lowerLetter"/>
+      <w:lvlText w:val="%5."/>
+      <w:lvlJc w:val="left"/>
+      <w:pPr>
+        <w:ind w:left="3600" w:hanging="360"/>
+      </w:pPr>
+    </w:lvl>
+    <w:lvl w:ilvl="5" w:tplc="FFFFFFFF" w:tentative="1">
+      <w:start w:val="1"/>
+      <w:numFmt w:val="lowerRoman"/>
+      <w:lvlText w:val="%6."/>
+      <w:lvlJc w:val="right"/>
+      <w:pPr>
+        <w:ind w:left="4320" w:hanging="180"/>
+      </w:pPr>
+    </w:lvl>
+    <w:lvl w:ilvl="6" w:tplc="FFFFFFFF" w:tentative="1">
+      <w:start w:val="1"/>
+      <w:numFmt w:val="decimal"/>
+      <w:lvlText w:val="%7."/>
+      <w:lvlJc w:val="left"/>
+      <w:pPr>
+        <w:ind w:left="5040" w:hanging="360"/>
+      </w:pPr>
+    </w:lvl>
+    <w:lvl w:ilvl="7" w:tplc="FFFFFFFF" w:tentative="1">
+      <w:start w:val="1"/>
+      <w:numFmt w:val="lowerLetter"/>
+      <w:lvlText w:val="%8."/>
+      <w:lvlJc w:val="left"/>
+      <w:pPr>
+        <w:ind w:left="5760" w:hanging="360"/>
+      </w:pPr>
+    </w:lvl>
+    <w:lvl w:ilvl="8" w:tplc="FFFFFFFF" w:tentative="1">
+      <w:start w:val="1"/>
+      <w:numFmt w:val="lowerRoman"/>
+      <w:lvlText w:val="%9."/>
+      <w:lvlJc w:val="right"/>
+      <w:pPr>
+        <w:ind w:left="6480" w:hanging="180"/>
+      </w:pPr>
+    </w:lvl>
+  </w:abstractNum>
+  <w:abstractNum w:abstractNumId="1" w15:restartNumberingAfterBreak="0">
+    <w:nsid w:val="0CB2285E"/>
+    <w:multiLevelType w:val="hybridMultilevel"/>
+    <w:tmpl w:val="B552865E"/>
+    <w:lvl w:ilvl="0" w:tplc="FFFFFFFF">
+      <w:start w:val="1"/>
+      <w:numFmt w:val="decimal"/>
+      <w:lvlText w:val="%1."/>
+      <w:lvlJc w:val="left"/>
+      <w:pPr>
+        <w:ind w:left="720" w:hanging="360"/>
+      </w:pPr>
+      <w:rPr>
+        <w:rFonts w:hint="default"/>
+      </w:rPr>
+    </w:lvl>
+    <w:lvl w:ilvl="1" w:tplc="FFFFFFFF" w:tentative="1">
+      <w:start w:val="1"/>
+      <w:numFmt w:val="lowerLetter"/>
+      <w:lvlText w:val="%2."/>
+      <w:lvlJc w:val="left"/>
+      <w:pPr>
+        <w:ind w:left="1440" w:hanging="360"/>
+      </w:pPr>
+    </w:lvl>
+    <w:lvl w:ilvl="2" w:tplc="FFFFFFFF" w:tentative="1">
+      <w:start w:val="1"/>
+      <w:numFmt w:val="lowerRoman"/>
+      <w:lvlText w:val="%3."/>
+      <w:lvlJc w:val="right"/>
+      <w:pPr>
+        <w:ind w:left="2160" w:hanging="180"/>
+      </w:pPr>
+    </w:lvl>
+    <w:lvl w:ilvl="3" w:tplc="FFFFFFFF" w:tentative="1">
+      <w:start w:val="1"/>
+      <w:numFmt w:val="decimal"/>
+      <w:lvlText w:val="%4."/>
+      <w:lvlJc w:val="left"/>
+      <w:pPr>
+        <w:ind w:left="2880" w:hanging="360"/>
+      </w:pPr>
+    </w:lvl>
+    <w:lvl w:ilvl="4" w:tplc="FFFFFFFF" w:tentative="1">
+      <w:start w:val="1"/>
+      <w:numFmt w:val="lowerLetter"/>
+      <w:lvlText w:val="%5."/>
+      <w:lvlJc w:val="left"/>
+      <w:pPr>
+        <w:ind w:left="3600" w:hanging="360"/>
+      </w:pPr>
+    </w:lvl>
+    <w:lvl w:ilvl="5" w:tplc="FFFFFFFF" w:tentative="1">
+      <w:start w:val="1"/>
+      <w:numFmt w:val="lowerRoman"/>
+      <w:lvlText w:val="%6."/>
+      <w:lvlJc w:val="right"/>
+      <w:pPr>
+        <w:ind w:left="4320" w:hanging="180"/>
+      </w:pPr>
+    </w:lvl>
+    <w:lvl w:ilvl="6" w:tplc="FFFFFFFF" w:tentative="1">
+      <w:start w:val="1"/>
+      <w:numFmt w:val="decimal"/>
+      <w:lvlText w:val="%7."/>
+      <w:lvlJc w:val="left"/>
+      <w:pPr>
+        <w:ind w:left="5040" w:hanging="360"/>
+      </w:pPr>
+    </w:lvl>
+    <w:lvl w:ilvl="7" w:tplc="FFFFFFFF" w:tentative="1">
+      <w:start w:val="1"/>
+      <w:numFmt w:val="lowerLetter"/>
+      <w:lvlText w:val="%8."/>
+      <w:lvlJc w:val="left"/>
+      <w:pPr>
+        <w:ind w:left="5760" w:hanging="360"/>
+      </w:pPr>
+    </w:lvl>
+    <w:lvl w:ilvl="8" w:tplc="FFFFFFFF" w:tentative="1">
+      <w:start w:val="1"/>
+      <w:numFmt w:val="lowerRoman"/>
+      <w:lvlText w:val="%9."/>
+      <w:lvlJc w:val="right"/>
+      <w:pPr>
+        <w:ind w:left="6480" w:hanging="180"/>
+      </w:pPr>
+    </w:lvl>
+  </w:abstractNum>
+  <w:abstractNum w:abstractNumId="2" w15:restartNumberingAfterBreak="0">
     <w:nsid w:val="151E5164"/>
     <w:multiLevelType w:val="hybridMultilevel"/>
     <w:tmpl w:val="64BAB29C"/>
@@ -1477,7 +2656,7 @@
         <w:ind w:left="1440" w:hanging="360"/>
       </w:pPr>
       <w:rPr>
-        <w:rFonts w:ascii="Symbol" w:hAnsi="Symbol" w:hint="default"/>
+        <w:rFonts w:hint="default" w:ascii="Symbol" w:hAnsi="Symbol"/>
       </w:rPr>
     </w:lvl>
     <w:lvl w:ilvl="1" w:tplc="08090003" w:tentative="1">
@@ -1489,7 +2668,7 @@
         <w:ind w:left="2160" w:hanging="360"/>
       </w:pPr>
       <w:rPr>
-        <w:rFonts w:ascii="Courier New" w:hAnsi="Courier New" w:cs="Courier New" w:hint="default"/>
+        <w:rFonts w:hint="default" w:ascii="Courier New" w:hAnsi="Courier New" w:cs="Courier New"/>
       </w:rPr>
     </w:lvl>
     <w:lvl w:ilvl="2" w:tplc="08090005" w:tentative="1">
@@ -1501,7 +2680,7 @@
         <w:ind w:left="2880" w:hanging="360"/>
       </w:pPr>
       <w:rPr>
-        <w:rFonts w:ascii="Wingdings" w:hAnsi="Wingdings" w:hint="default"/>
+        <w:rFonts w:hint="default" w:ascii="Wingdings" w:hAnsi="Wingdings"/>
       </w:rPr>
     </w:lvl>
     <w:lvl w:ilvl="3" w:tplc="08090001" w:tentative="1">
@@ -1513,7 +2692,7 @@
         <w:ind w:left="3600" w:hanging="360"/>
       </w:pPr>
       <w:rPr>
-        <w:rFonts w:ascii="Symbol" w:hAnsi="Symbol" w:hint="default"/>
+        <w:rFonts w:hint="default" w:ascii="Symbol" w:hAnsi="Symbol"/>
       </w:rPr>
     </w:lvl>
     <w:lvl w:ilvl="4" w:tplc="08090003" w:tentative="1">
@@ -1525,7 +2704,7 @@
         <w:ind w:left="4320" w:hanging="360"/>
       </w:pPr>
       <w:rPr>
-        <w:rFonts w:ascii="Courier New" w:hAnsi="Courier New" w:cs="Courier New" w:hint="default"/>
+        <w:rFonts w:hint="default" w:ascii="Courier New" w:hAnsi="Courier New" w:cs="Courier New"/>
       </w:rPr>
     </w:lvl>
     <w:lvl w:ilvl="5" w:tplc="08090005" w:tentative="1">
@@ -1537,7 +2716,7 @@
         <w:ind w:left="5040" w:hanging="360"/>
       </w:pPr>
       <w:rPr>
-        <w:rFonts w:ascii="Wingdings" w:hAnsi="Wingdings" w:hint="default"/>
+        <w:rFonts w:hint="default" w:ascii="Wingdings" w:hAnsi="Wingdings"/>
       </w:rPr>
     </w:lvl>
     <w:lvl w:ilvl="6" w:tplc="08090001" w:tentative="1">
@@ -1549,7 +2728,7 @@
         <w:ind w:left="5760" w:hanging="360"/>
       </w:pPr>
       <w:rPr>
-        <w:rFonts w:ascii="Symbol" w:hAnsi="Symbol" w:hint="default"/>
+        <w:rFonts w:hint="default" w:ascii="Symbol" w:hAnsi="Symbol"/>
       </w:rPr>
     </w:lvl>
     <w:lvl w:ilvl="7" w:tplc="08090003" w:tentative="1">
@@ -1561,7 +2740,7 @@
         <w:ind w:left="6480" w:hanging="360"/>
       </w:pPr>
       <w:rPr>
-        <w:rFonts w:ascii="Courier New" w:hAnsi="Courier New" w:cs="Courier New" w:hint="default"/>
+        <w:rFonts w:hint="default" w:ascii="Courier New" w:hAnsi="Courier New" w:cs="Courier New"/>
       </w:rPr>
     </w:lvl>
     <w:lvl w:ilvl="8" w:tplc="08090005" w:tentative="1">
@@ -1573,11 +2752,11 @@
         <w:ind w:left="7200" w:hanging="360"/>
       </w:pPr>
       <w:rPr>
-        <w:rFonts w:ascii="Wingdings" w:hAnsi="Wingdings" w:hint="default"/>
+        <w:rFonts w:hint="default" w:ascii="Wingdings" w:hAnsi="Wingdings"/>
       </w:rPr>
     </w:lvl>
   </w:abstractNum>
-  <w:abstractNum w:abstractNumId="1" w15:restartNumberingAfterBreak="0">
+  <w:abstractNum w:abstractNumId="3" w15:restartNumberingAfterBreak="0">
     <w:nsid w:val="1D5B6D45"/>
     <w:multiLevelType w:val="multilevel"/>
     <w:tmpl w:val="75D872AE"/>
@@ -1593,7 +2772,7 @@
         <w:ind w:left="720" w:hanging="360"/>
       </w:pPr>
       <w:rPr>
-        <w:rFonts w:ascii="Symbol" w:hAnsi="Symbol" w:hint="default"/>
+        <w:rFonts w:hint="default" w:ascii="Symbol" w:hAnsi="Symbol"/>
         <w:sz w:val="20"/>
       </w:rPr>
     </w:lvl>
@@ -1609,7 +2788,7 @@
         <w:ind w:left="1440" w:hanging="360"/>
       </w:pPr>
       <w:rPr>
-        <w:rFonts w:ascii="Courier New" w:hAnsi="Courier New" w:hint="default"/>
+        <w:rFonts w:hint="default" w:ascii="Courier New" w:hAnsi="Courier New"/>
         <w:sz w:val="20"/>
       </w:rPr>
     </w:lvl>
@@ -1625,7 +2804,7 @@
         <w:ind w:left="2160" w:hanging="360"/>
       </w:pPr>
       <w:rPr>
-        <w:rFonts w:ascii="Wingdings" w:hAnsi="Wingdings" w:hint="default"/>
+        <w:rFonts w:hint="default" w:ascii="Wingdings" w:hAnsi="Wingdings"/>
         <w:sz w:val="20"/>
       </w:rPr>
     </w:lvl>
@@ -1641,7 +2820,7 @@
         <w:ind w:left="2880" w:hanging="360"/>
       </w:pPr>
       <w:rPr>
-        <w:rFonts w:ascii="Wingdings" w:hAnsi="Wingdings" w:hint="default"/>
+        <w:rFonts w:hint="default" w:ascii="Wingdings" w:hAnsi="Wingdings"/>
         <w:sz w:val="20"/>
       </w:rPr>
     </w:lvl>
@@ -1657,7 +2836,7 @@
         <w:ind w:left="3600" w:hanging="360"/>
       </w:pPr>
       <w:rPr>
-        <w:rFonts w:ascii="Wingdings" w:hAnsi="Wingdings" w:hint="default"/>
+        <w:rFonts w:hint="default" w:ascii="Wingdings" w:hAnsi="Wingdings"/>
         <w:sz w:val="20"/>
       </w:rPr>
     </w:lvl>
@@ -1673,7 +2852,7 @@
         <w:ind w:left="4320" w:hanging="360"/>
       </w:pPr>
       <w:rPr>
-        <w:rFonts w:ascii="Wingdings" w:hAnsi="Wingdings" w:hint="default"/>
+        <w:rFonts w:hint="default" w:ascii="Wingdings" w:hAnsi="Wingdings"/>
         <w:sz w:val="20"/>
       </w:rPr>
     </w:lvl>
@@ -1689,7 +2868,7 @@
         <w:ind w:left="5040" w:hanging="360"/>
       </w:pPr>
       <w:rPr>
-        <w:rFonts w:ascii="Wingdings" w:hAnsi="Wingdings" w:hint="default"/>
+        <w:rFonts w:hint="default" w:ascii="Wingdings" w:hAnsi="Wingdings"/>
         <w:sz w:val="20"/>
       </w:rPr>
     </w:lvl>
@@ -1705,7 +2884,7 @@
         <w:ind w:left="5760" w:hanging="360"/>
       </w:pPr>
       <w:rPr>
-        <w:rFonts w:ascii="Wingdings" w:hAnsi="Wingdings" w:hint="default"/>
+        <w:rFonts w:hint="default" w:ascii="Wingdings" w:hAnsi="Wingdings"/>
         <w:sz w:val="20"/>
       </w:rPr>
     </w:lvl>
@@ -1721,12 +2900,101 @@
         <w:ind w:left="6480" w:hanging="360"/>
       </w:pPr>
       <w:rPr>
-        <w:rFonts w:ascii="Wingdings" w:hAnsi="Wingdings" w:hint="default"/>
+        <w:rFonts w:hint="default" w:ascii="Wingdings" w:hAnsi="Wingdings"/>
         <w:sz w:val="20"/>
       </w:rPr>
     </w:lvl>
   </w:abstractNum>
-  <w:abstractNum w:abstractNumId="2" w15:restartNumberingAfterBreak="0">
+  <w:abstractNum w:abstractNumId="4" w15:restartNumberingAfterBreak="0">
+    <w:nsid w:val="21AA2944"/>
+    <w:multiLevelType w:val="hybridMultilevel"/>
+    <w:tmpl w:val="B552865E"/>
+    <w:lvl w:ilvl="0" w:tplc="0809000F">
+      <w:start w:val="1"/>
+      <w:numFmt w:val="decimal"/>
+      <w:lvlText w:val="%1."/>
+      <w:lvlJc w:val="left"/>
+      <w:pPr>
+        <w:ind w:left="720" w:hanging="360"/>
+      </w:pPr>
+      <w:rPr>
+        <w:rFonts w:hint="default"/>
+      </w:rPr>
+    </w:lvl>
+    <w:lvl w:ilvl="1" w:tplc="08090019" w:tentative="1">
+      <w:start w:val="1"/>
+      <w:numFmt w:val="lowerLetter"/>
+      <w:lvlText w:val="%2."/>
+      <w:lvlJc w:val="left"/>
+      <w:pPr>
+        <w:ind w:left="1440" w:hanging="360"/>
+      </w:pPr>
+    </w:lvl>
+    <w:lvl w:ilvl="2" w:tplc="0809001B" w:tentative="1">
+      <w:start w:val="1"/>
+      <w:numFmt w:val="lowerRoman"/>
+      <w:lvlText w:val="%3."/>
+      <w:lvlJc w:val="right"/>
+      <w:pPr>
+        <w:ind w:left="2160" w:hanging="180"/>
+      </w:pPr>
+    </w:lvl>
+    <w:lvl w:ilvl="3" w:tplc="0809000F" w:tentative="1">
+      <w:start w:val="1"/>
+      <w:numFmt w:val="decimal"/>
+      <w:lvlText w:val="%4."/>
+      <w:lvlJc w:val="left"/>
+      <w:pPr>
+        <w:ind w:left="2880" w:hanging="360"/>
+      </w:pPr>
+    </w:lvl>
+    <w:lvl w:ilvl="4" w:tplc="08090019" w:tentative="1">
+      <w:start w:val="1"/>
+      <w:numFmt w:val="lowerLetter"/>
+      <w:lvlText w:val="%5."/>
+      <w:lvlJc w:val="left"/>
+      <w:pPr>
+        <w:ind w:left="3600" w:hanging="360"/>
+      </w:pPr>
+    </w:lvl>
+    <w:lvl w:ilvl="5" w:tplc="0809001B" w:tentative="1">
+      <w:start w:val="1"/>
+      <w:numFmt w:val="lowerRoman"/>
+      <w:lvlText w:val="%6."/>
+      <w:lvlJc w:val="right"/>
+      <w:pPr>
+        <w:ind w:left="4320" w:hanging="180"/>
+      </w:pPr>
+    </w:lvl>
+    <w:lvl w:ilvl="6" w:tplc="0809000F" w:tentative="1">
+      <w:start w:val="1"/>
+      <w:numFmt w:val="decimal"/>
+      <w:lvlText w:val="%7."/>
+      <w:lvlJc w:val="left"/>
+      <w:pPr>
+        <w:ind w:left="5040" w:hanging="360"/>
+      </w:pPr>
+    </w:lvl>
+    <w:lvl w:ilvl="7" w:tplc="08090019" w:tentative="1">
+      <w:start w:val="1"/>
+      <w:numFmt w:val="lowerLetter"/>
+      <w:lvlText w:val="%8."/>
+      <w:lvlJc w:val="left"/>
+      <w:pPr>
+        <w:ind w:left="5760" w:hanging="360"/>
+      </w:pPr>
+    </w:lvl>
+    <w:lvl w:ilvl="8" w:tplc="0809001B" w:tentative="1">
+      <w:start w:val="1"/>
+      <w:numFmt w:val="lowerRoman"/>
+      <w:lvlText w:val="%9."/>
+      <w:lvlJc w:val="right"/>
+      <w:pPr>
+        <w:ind w:left="6480" w:hanging="180"/>
+      </w:pPr>
+    </w:lvl>
+  </w:abstractNum>
+  <w:abstractNum w:abstractNumId="5" w15:restartNumberingAfterBreak="0">
     <w:nsid w:val="247E3380"/>
     <w:multiLevelType w:val="hybridMultilevel"/>
     <w:tmpl w:val="C428C1E8"/>
@@ -1739,7 +3007,7 @@
         <w:ind w:left="720" w:hanging="360"/>
       </w:pPr>
       <w:rPr>
-        <w:rFonts w:ascii="Symbol" w:hAnsi="Symbol" w:hint="default"/>
+        <w:rFonts w:hint="default" w:ascii="Symbol" w:hAnsi="Symbol"/>
       </w:rPr>
     </w:lvl>
     <w:lvl w:ilvl="1" w:tplc="08090003" w:tentative="1">
@@ -1751,7 +3019,7 @@
         <w:ind w:left="1440" w:hanging="360"/>
       </w:pPr>
       <w:rPr>
-        <w:rFonts w:ascii="Courier New" w:hAnsi="Courier New" w:cs="Courier New" w:hint="default"/>
+        <w:rFonts w:hint="default" w:ascii="Courier New" w:hAnsi="Courier New" w:cs="Courier New"/>
       </w:rPr>
     </w:lvl>
     <w:lvl w:ilvl="2" w:tplc="08090005" w:tentative="1">
@@ -1763,7 +3031,7 @@
         <w:ind w:left="2160" w:hanging="360"/>
       </w:pPr>
       <w:rPr>
-        <w:rFonts w:ascii="Wingdings" w:hAnsi="Wingdings" w:hint="default"/>
+        <w:rFonts w:hint="default" w:ascii="Wingdings" w:hAnsi="Wingdings"/>
       </w:rPr>
     </w:lvl>
     <w:lvl w:ilvl="3" w:tplc="08090001" w:tentative="1">
@@ -1775,7 +3043,7 @@
         <w:ind w:left="2880" w:hanging="360"/>
       </w:pPr>
       <w:rPr>
-        <w:rFonts w:ascii="Symbol" w:hAnsi="Symbol" w:hint="default"/>
+        <w:rFonts w:hint="default" w:ascii="Symbol" w:hAnsi="Symbol"/>
       </w:rPr>
     </w:lvl>
     <w:lvl w:ilvl="4" w:tplc="08090003" w:tentative="1">
@@ -1787,7 +3055,7 @@
         <w:ind w:left="3600" w:hanging="360"/>
       </w:pPr>
       <w:rPr>
-        <w:rFonts w:ascii="Courier New" w:hAnsi="Courier New" w:cs="Courier New" w:hint="default"/>
+        <w:rFonts w:hint="default" w:ascii="Courier New" w:hAnsi="Courier New" w:cs="Courier New"/>
       </w:rPr>
     </w:lvl>
     <w:lvl w:ilvl="5" w:tplc="08090005" w:tentative="1">
@@ -1799,7 +3067,7 @@
         <w:ind w:left="4320" w:hanging="360"/>
       </w:pPr>
       <w:rPr>
-        <w:rFonts w:ascii="Wingdings" w:hAnsi="Wingdings" w:hint="default"/>
+        <w:rFonts w:hint="default" w:ascii="Wingdings" w:hAnsi="Wingdings"/>
       </w:rPr>
     </w:lvl>
     <w:lvl w:ilvl="6" w:tplc="08090001" w:tentative="1">
@@ -1811,7 +3079,7 @@
         <w:ind w:left="5040" w:hanging="360"/>
       </w:pPr>
       <w:rPr>
-        <w:rFonts w:ascii="Symbol" w:hAnsi="Symbol" w:hint="default"/>
+        <w:rFonts w:hint="default" w:ascii="Symbol" w:hAnsi="Symbol"/>
       </w:rPr>
     </w:lvl>
     <w:lvl w:ilvl="7" w:tplc="08090003" w:tentative="1">
@@ -1823,7 +3091,7 @@
         <w:ind w:left="5760" w:hanging="360"/>
       </w:pPr>
       <w:rPr>
-        <w:rFonts w:ascii="Courier New" w:hAnsi="Courier New" w:cs="Courier New" w:hint="default"/>
+        <w:rFonts w:hint="default" w:ascii="Courier New" w:hAnsi="Courier New" w:cs="Courier New"/>
       </w:rPr>
     </w:lvl>
     <w:lvl w:ilvl="8" w:tplc="08090005" w:tentative="1">
@@ -1835,11 +3103,189 @@
         <w:ind w:left="6480" w:hanging="360"/>
       </w:pPr>
       <w:rPr>
-        <w:rFonts w:ascii="Wingdings" w:hAnsi="Wingdings" w:hint="default"/>
+        <w:rFonts w:hint="default" w:ascii="Wingdings" w:hAnsi="Wingdings"/>
       </w:rPr>
     </w:lvl>
   </w:abstractNum>
-  <w:abstractNum w:abstractNumId="3" w15:restartNumberingAfterBreak="0">
+  <w:abstractNum w:abstractNumId="6" w15:restartNumberingAfterBreak="0">
+    <w:nsid w:val="27400EAC"/>
+    <w:multiLevelType w:val="hybridMultilevel"/>
+    <w:tmpl w:val="B552865E"/>
+    <w:lvl w:ilvl="0" w:tplc="FFFFFFFF">
+      <w:start w:val="1"/>
+      <w:numFmt w:val="decimal"/>
+      <w:lvlText w:val="%1."/>
+      <w:lvlJc w:val="left"/>
+      <w:pPr>
+        <w:ind w:left="720" w:hanging="360"/>
+      </w:pPr>
+      <w:rPr>
+        <w:rFonts w:hint="default"/>
+      </w:rPr>
+    </w:lvl>
+    <w:lvl w:ilvl="1" w:tplc="FFFFFFFF" w:tentative="1">
+      <w:start w:val="1"/>
+      <w:numFmt w:val="lowerLetter"/>
+      <w:lvlText w:val="%2."/>
+      <w:lvlJc w:val="left"/>
+      <w:pPr>
+        <w:ind w:left="1440" w:hanging="360"/>
+      </w:pPr>
+    </w:lvl>
+    <w:lvl w:ilvl="2" w:tplc="FFFFFFFF" w:tentative="1">
+      <w:start w:val="1"/>
+      <w:numFmt w:val="lowerRoman"/>
+      <w:lvlText w:val="%3."/>
+      <w:lvlJc w:val="right"/>
+      <w:pPr>
+        <w:ind w:left="2160" w:hanging="180"/>
+      </w:pPr>
+    </w:lvl>
+    <w:lvl w:ilvl="3" w:tplc="FFFFFFFF" w:tentative="1">
+      <w:start w:val="1"/>
+      <w:numFmt w:val="decimal"/>
+      <w:lvlText w:val="%4."/>
+      <w:lvlJc w:val="left"/>
+      <w:pPr>
+        <w:ind w:left="2880" w:hanging="360"/>
+      </w:pPr>
+    </w:lvl>
+    <w:lvl w:ilvl="4" w:tplc="FFFFFFFF" w:tentative="1">
+      <w:start w:val="1"/>
+      <w:numFmt w:val="lowerLetter"/>
+      <w:lvlText w:val="%5."/>
+      <w:lvlJc w:val="left"/>
+      <w:pPr>
+        <w:ind w:left="3600" w:hanging="360"/>
+      </w:pPr>
+    </w:lvl>
+    <w:lvl w:ilvl="5" w:tplc="FFFFFFFF" w:tentative="1">
+      <w:start w:val="1"/>
+      <w:numFmt w:val="lowerRoman"/>
+      <w:lvlText w:val="%6."/>
+      <w:lvlJc w:val="right"/>
+      <w:pPr>
+        <w:ind w:left="4320" w:hanging="180"/>
+      </w:pPr>
+    </w:lvl>
+    <w:lvl w:ilvl="6" w:tplc="FFFFFFFF" w:tentative="1">
+      <w:start w:val="1"/>
+      <w:numFmt w:val="decimal"/>
+      <w:lvlText w:val="%7."/>
+      <w:lvlJc w:val="left"/>
+      <w:pPr>
+        <w:ind w:left="5040" w:hanging="360"/>
+      </w:pPr>
+    </w:lvl>
+    <w:lvl w:ilvl="7" w:tplc="FFFFFFFF" w:tentative="1">
+      <w:start w:val="1"/>
+      <w:numFmt w:val="lowerLetter"/>
+      <w:lvlText w:val="%8."/>
+      <w:lvlJc w:val="left"/>
+      <w:pPr>
+        <w:ind w:left="5760" w:hanging="360"/>
+      </w:pPr>
+    </w:lvl>
+    <w:lvl w:ilvl="8" w:tplc="FFFFFFFF" w:tentative="1">
+      <w:start w:val="1"/>
+      <w:numFmt w:val="lowerRoman"/>
+      <w:lvlText w:val="%9."/>
+      <w:lvlJc w:val="right"/>
+      <w:pPr>
+        <w:ind w:left="6480" w:hanging="180"/>
+      </w:pPr>
+    </w:lvl>
+  </w:abstractNum>
+  <w:abstractNum w:abstractNumId="7" w15:restartNumberingAfterBreak="0">
+    <w:nsid w:val="2D9A245E"/>
+    <w:multiLevelType w:val="hybridMultilevel"/>
+    <w:tmpl w:val="B552865E"/>
+    <w:lvl w:ilvl="0" w:tplc="FFFFFFFF">
+      <w:start w:val="1"/>
+      <w:numFmt w:val="decimal"/>
+      <w:lvlText w:val="%1."/>
+      <w:lvlJc w:val="left"/>
+      <w:pPr>
+        <w:ind w:left="720" w:hanging="360"/>
+      </w:pPr>
+      <w:rPr>
+        <w:rFonts w:hint="default"/>
+      </w:rPr>
+    </w:lvl>
+    <w:lvl w:ilvl="1" w:tplc="FFFFFFFF" w:tentative="1">
+      <w:start w:val="1"/>
+      <w:numFmt w:val="lowerLetter"/>
+      <w:lvlText w:val="%2."/>
+      <w:lvlJc w:val="left"/>
+      <w:pPr>
+        <w:ind w:left="1440" w:hanging="360"/>
+      </w:pPr>
+    </w:lvl>
+    <w:lvl w:ilvl="2" w:tplc="FFFFFFFF" w:tentative="1">
+      <w:start w:val="1"/>
+      <w:numFmt w:val="lowerRoman"/>
+      <w:lvlText w:val="%3."/>
+      <w:lvlJc w:val="right"/>
+      <w:pPr>
+        <w:ind w:left="2160" w:hanging="180"/>
+      </w:pPr>
+    </w:lvl>
+    <w:lvl w:ilvl="3" w:tplc="FFFFFFFF" w:tentative="1">
+      <w:start w:val="1"/>
+      <w:numFmt w:val="decimal"/>
+      <w:lvlText w:val="%4."/>
+      <w:lvlJc w:val="left"/>
+      <w:pPr>
+        <w:ind w:left="2880" w:hanging="360"/>
+      </w:pPr>
+    </w:lvl>
+    <w:lvl w:ilvl="4" w:tplc="FFFFFFFF" w:tentative="1">
+      <w:start w:val="1"/>
+      <w:numFmt w:val="lowerLetter"/>
+      <w:lvlText w:val="%5."/>
+      <w:lvlJc w:val="left"/>
+      <w:pPr>
+        <w:ind w:left="3600" w:hanging="360"/>
+      </w:pPr>
+    </w:lvl>
+    <w:lvl w:ilvl="5" w:tplc="FFFFFFFF" w:tentative="1">
+      <w:start w:val="1"/>
+      <w:numFmt w:val="lowerRoman"/>
+      <w:lvlText w:val="%6."/>
+      <w:lvlJc w:val="right"/>
+      <w:pPr>
+        <w:ind w:left="4320" w:hanging="180"/>
+      </w:pPr>
+    </w:lvl>
+    <w:lvl w:ilvl="6" w:tplc="FFFFFFFF" w:tentative="1">
+      <w:start w:val="1"/>
+      <w:numFmt w:val="decimal"/>
+      <w:lvlText w:val="%7."/>
+      <w:lvlJc w:val="left"/>
+      <w:pPr>
+        <w:ind w:left="5040" w:hanging="360"/>
+      </w:pPr>
+    </w:lvl>
+    <w:lvl w:ilvl="7" w:tplc="FFFFFFFF" w:tentative="1">
+      <w:start w:val="1"/>
+      <w:numFmt w:val="lowerLetter"/>
+      <w:lvlText w:val="%8."/>
+      <w:lvlJc w:val="left"/>
+      <w:pPr>
+        <w:ind w:left="5760" w:hanging="360"/>
+      </w:pPr>
+    </w:lvl>
+    <w:lvl w:ilvl="8" w:tplc="FFFFFFFF" w:tentative="1">
+      <w:start w:val="1"/>
+      <w:numFmt w:val="lowerRoman"/>
+      <w:lvlText w:val="%9."/>
+      <w:lvlJc w:val="right"/>
+      <w:pPr>
+        <w:ind w:left="6480" w:hanging="180"/>
+      </w:pPr>
+    </w:lvl>
+  </w:abstractNum>
+  <w:abstractNum w:abstractNumId="8" w15:restartNumberingAfterBreak="0">
     <w:nsid w:val="3E283C86"/>
     <w:multiLevelType w:val="hybridMultilevel"/>
     <w:tmpl w:val="43CE8868"/>
@@ -1852,7 +3298,7 @@
         <w:ind w:left="940" w:hanging="360"/>
       </w:pPr>
       <w:rPr>
-        <w:rFonts w:ascii="Symbol" w:hAnsi="Symbol" w:hint="default"/>
+        <w:rFonts w:hint="default" w:ascii="Symbol" w:hAnsi="Symbol"/>
       </w:rPr>
     </w:lvl>
     <w:lvl w:ilvl="1" w:tplc="08090003" w:tentative="1">
@@ -1864,7 +3310,7 @@
         <w:ind w:left="1660" w:hanging="360"/>
       </w:pPr>
       <w:rPr>
-        <w:rFonts w:ascii="Courier New" w:hAnsi="Courier New" w:cs="Courier New" w:hint="default"/>
+        <w:rFonts w:hint="default" w:ascii="Courier New" w:hAnsi="Courier New" w:cs="Courier New"/>
       </w:rPr>
     </w:lvl>
     <w:lvl w:ilvl="2" w:tplc="08090005" w:tentative="1">
@@ -1876,7 +3322,7 @@
         <w:ind w:left="2380" w:hanging="360"/>
       </w:pPr>
       <w:rPr>
-        <w:rFonts w:ascii="Wingdings" w:hAnsi="Wingdings" w:hint="default"/>
+        <w:rFonts w:hint="default" w:ascii="Wingdings" w:hAnsi="Wingdings"/>
       </w:rPr>
     </w:lvl>
     <w:lvl w:ilvl="3" w:tplc="08090001" w:tentative="1">
@@ -1888,7 +3334,7 @@
         <w:ind w:left="3100" w:hanging="360"/>
       </w:pPr>
       <w:rPr>
-        <w:rFonts w:ascii="Symbol" w:hAnsi="Symbol" w:hint="default"/>
+        <w:rFonts w:hint="default" w:ascii="Symbol" w:hAnsi="Symbol"/>
       </w:rPr>
     </w:lvl>
     <w:lvl w:ilvl="4" w:tplc="08090003" w:tentative="1">
@@ -1900,7 +3346,7 @@
         <w:ind w:left="3820" w:hanging="360"/>
       </w:pPr>
       <w:rPr>
-        <w:rFonts w:ascii="Courier New" w:hAnsi="Courier New" w:cs="Courier New" w:hint="default"/>
+        <w:rFonts w:hint="default" w:ascii="Courier New" w:hAnsi="Courier New" w:cs="Courier New"/>
       </w:rPr>
     </w:lvl>
     <w:lvl w:ilvl="5" w:tplc="08090005" w:tentative="1">
@@ -1912,7 +3358,7 @@
         <w:ind w:left="4540" w:hanging="360"/>
       </w:pPr>
       <w:rPr>
-        <w:rFonts w:ascii="Wingdings" w:hAnsi="Wingdings" w:hint="default"/>
+        <w:rFonts w:hint="default" w:ascii="Wingdings" w:hAnsi="Wingdings"/>
       </w:rPr>
     </w:lvl>
     <w:lvl w:ilvl="6" w:tplc="08090001" w:tentative="1">
@@ -1924,7 +3370,7 @@
         <w:ind w:left="5260" w:hanging="360"/>
       </w:pPr>
       <w:rPr>
-        <w:rFonts w:ascii="Symbol" w:hAnsi="Symbol" w:hint="default"/>
+        <w:rFonts w:hint="default" w:ascii="Symbol" w:hAnsi="Symbol"/>
       </w:rPr>
     </w:lvl>
     <w:lvl w:ilvl="7" w:tplc="08090003" w:tentative="1">
@@ -1936,7 +3382,7 @@
         <w:ind w:left="5980" w:hanging="360"/>
       </w:pPr>
       <w:rPr>
-        <w:rFonts w:ascii="Courier New" w:hAnsi="Courier New" w:cs="Courier New" w:hint="default"/>
+        <w:rFonts w:hint="default" w:ascii="Courier New" w:hAnsi="Courier New" w:cs="Courier New"/>
       </w:rPr>
     </w:lvl>
     <w:lvl w:ilvl="8" w:tplc="08090005" w:tentative="1">
@@ -1948,11 +3394,11 @@
         <w:ind w:left="6700" w:hanging="360"/>
       </w:pPr>
       <w:rPr>
-        <w:rFonts w:ascii="Wingdings" w:hAnsi="Wingdings" w:hint="default"/>
+        <w:rFonts w:hint="default" w:ascii="Wingdings" w:hAnsi="Wingdings"/>
       </w:rPr>
     </w:lvl>
   </w:abstractNum>
-  <w:abstractNum w:abstractNumId="4" w15:restartNumberingAfterBreak="0">
+  <w:abstractNum w:abstractNumId="9" w15:restartNumberingAfterBreak="0">
     <w:nsid w:val="53692DA0"/>
     <w:multiLevelType w:val="hybridMultilevel"/>
     <w:tmpl w:val="1F4C0892"/>
@@ -1965,7 +3411,7 @@
         <w:ind w:left="720" w:hanging="360"/>
       </w:pPr>
       <w:rPr>
-        <w:rFonts w:ascii="Symbol" w:hAnsi="Symbol" w:hint="default"/>
+        <w:rFonts w:hint="default" w:ascii="Symbol" w:hAnsi="Symbol"/>
       </w:rPr>
     </w:lvl>
     <w:lvl w:ilvl="1" w:tplc="08090003" w:tentative="1">
@@ -1977,7 +3423,7 @@
         <w:ind w:left="1440" w:hanging="360"/>
       </w:pPr>
       <w:rPr>
-        <w:rFonts w:ascii="Courier New" w:hAnsi="Courier New" w:cs="Courier New" w:hint="default"/>
+        <w:rFonts w:hint="default" w:ascii="Courier New" w:hAnsi="Courier New" w:cs="Courier New"/>
       </w:rPr>
     </w:lvl>
     <w:lvl w:ilvl="2" w:tplc="08090005" w:tentative="1">
@@ -1989,7 +3435,7 @@
         <w:ind w:left="2160" w:hanging="360"/>
       </w:pPr>
       <w:rPr>
-        <w:rFonts w:ascii="Wingdings" w:hAnsi="Wingdings" w:hint="default"/>
+        <w:rFonts w:hint="default" w:ascii="Wingdings" w:hAnsi="Wingdings"/>
       </w:rPr>
     </w:lvl>
     <w:lvl w:ilvl="3" w:tplc="08090001" w:tentative="1">
@@ -2001,7 +3447,7 @@
         <w:ind w:left="2880" w:hanging="360"/>
       </w:pPr>
       <w:rPr>
-        <w:rFonts w:ascii="Symbol" w:hAnsi="Symbol" w:hint="default"/>
+        <w:rFonts w:hint="default" w:ascii="Symbol" w:hAnsi="Symbol"/>
       </w:rPr>
     </w:lvl>
     <w:lvl w:ilvl="4" w:tplc="08090003" w:tentative="1">
@@ -2013,7 +3459,7 @@
         <w:ind w:left="3600" w:hanging="360"/>
       </w:pPr>
       <w:rPr>
-        <w:rFonts w:ascii="Courier New" w:hAnsi="Courier New" w:cs="Courier New" w:hint="default"/>
+        <w:rFonts w:hint="default" w:ascii="Courier New" w:hAnsi="Courier New" w:cs="Courier New"/>
       </w:rPr>
     </w:lvl>
     <w:lvl w:ilvl="5" w:tplc="08090005" w:tentative="1">
@@ -2025,7 +3471,7 @@
         <w:ind w:left="4320" w:hanging="360"/>
       </w:pPr>
       <w:rPr>
-        <w:rFonts w:ascii="Wingdings" w:hAnsi="Wingdings" w:hint="default"/>
+        <w:rFonts w:hint="default" w:ascii="Wingdings" w:hAnsi="Wingdings"/>
       </w:rPr>
     </w:lvl>
     <w:lvl w:ilvl="6" w:tplc="08090001" w:tentative="1">
@@ -2037,7 +3483,7 @@
         <w:ind w:left="5040" w:hanging="360"/>
       </w:pPr>
       <w:rPr>
-        <w:rFonts w:ascii="Symbol" w:hAnsi="Symbol" w:hint="default"/>
+        <w:rFonts w:hint="default" w:ascii="Symbol" w:hAnsi="Symbol"/>
       </w:rPr>
     </w:lvl>
     <w:lvl w:ilvl="7" w:tplc="08090003" w:tentative="1">
@@ -2049,7 +3495,7 @@
         <w:ind w:left="5760" w:hanging="360"/>
       </w:pPr>
       <w:rPr>
-        <w:rFonts w:ascii="Courier New" w:hAnsi="Courier New" w:cs="Courier New" w:hint="default"/>
+        <w:rFonts w:hint="default" w:ascii="Courier New" w:hAnsi="Courier New" w:cs="Courier New"/>
       </w:rPr>
     </w:lvl>
     <w:lvl w:ilvl="8" w:tplc="08090005" w:tentative="1">
@@ -2061,11 +3507,11 @@
         <w:ind w:left="6480" w:hanging="360"/>
       </w:pPr>
       <w:rPr>
-        <w:rFonts w:ascii="Wingdings" w:hAnsi="Wingdings" w:hint="default"/>
+        <w:rFonts w:hint="default" w:ascii="Wingdings" w:hAnsi="Wingdings"/>
       </w:rPr>
     </w:lvl>
   </w:abstractNum>
-  <w:abstractNum w:abstractNumId="5" w15:restartNumberingAfterBreak="0">
+  <w:abstractNum w:abstractNumId="10" w15:restartNumberingAfterBreak="0">
     <w:nsid w:val="53FD697E"/>
     <w:multiLevelType w:val="multilevel"/>
     <w:tmpl w:val="988CD82C"/>
@@ -2081,7 +3527,7 @@
         <w:ind w:left="720" w:hanging="360"/>
       </w:pPr>
       <w:rPr>
-        <w:rFonts w:ascii="Symbol" w:hAnsi="Symbol" w:hint="default"/>
+        <w:rFonts w:hint="default" w:ascii="Symbol" w:hAnsi="Symbol"/>
         <w:sz w:val="20"/>
       </w:rPr>
     </w:lvl>
@@ -2097,7 +3543,7 @@
         <w:ind w:left="1440" w:hanging="360"/>
       </w:pPr>
       <w:rPr>
-        <w:rFonts w:ascii="Courier New" w:hAnsi="Courier New" w:hint="default"/>
+        <w:rFonts w:hint="default" w:ascii="Courier New" w:hAnsi="Courier New"/>
         <w:sz w:val="20"/>
       </w:rPr>
     </w:lvl>
@@ -2113,7 +3559,7 @@
         <w:ind w:left="2160" w:hanging="360"/>
       </w:pPr>
       <w:rPr>
-        <w:rFonts w:ascii="Wingdings" w:hAnsi="Wingdings" w:hint="default"/>
+        <w:rFonts w:hint="default" w:ascii="Wingdings" w:hAnsi="Wingdings"/>
         <w:sz w:val="20"/>
       </w:rPr>
     </w:lvl>
@@ -2129,7 +3575,7 @@
         <w:ind w:left="2880" w:hanging="360"/>
       </w:pPr>
       <w:rPr>
-        <w:rFonts w:ascii="Wingdings" w:hAnsi="Wingdings" w:hint="default"/>
+        <w:rFonts w:hint="default" w:ascii="Wingdings" w:hAnsi="Wingdings"/>
         <w:sz w:val="20"/>
       </w:rPr>
     </w:lvl>
@@ -2145,7 +3591,7 @@
         <w:ind w:left="3600" w:hanging="360"/>
       </w:pPr>
       <w:rPr>
-        <w:rFonts w:ascii="Wingdings" w:hAnsi="Wingdings" w:hint="default"/>
+        <w:rFonts w:hint="default" w:ascii="Wingdings" w:hAnsi="Wingdings"/>
         <w:sz w:val="20"/>
       </w:rPr>
     </w:lvl>
@@ -2161,7 +3607,7 @@
         <w:ind w:left="4320" w:hanging="360"/>
       </w:pPr>
       <w:rPr>
-        <w:rFonts w:ascii="Wingdings" w:hAnsi="Wingdings" w:hint="default"/>
+        <w:rFonts w:hint="default" w:ascii="Wingdings" w:hAnsi="Wingdings"/>
         <w:sz w:val="20"/>
       </w:rPr>
     </w:lvl>
@@ -2177,7 +3623,7 @@
         <w:ind w:left="5040" w:hanging="360"/>
       </w:pPr>
       <w:rPr>
-        <w:rFonts w:ascii="Wingdings" w:hAnsi="Wingdings" w:hint="default"/>
+        <w:rFonts w:hint="default" w:ascii="Wingdings" w:hAnsi="Wingdings"/>
         <w:sz w:val="20"/>
       </w:rPr>
     </w:lvl>
@@ -2193,7 +3639,7 @@
         <w:ind w:left="5760" w:hanging="360"/>
       </w:pPr>
       <w:rPr>
-        <w:rFonts w:ascii="Wingdings" w:hAnsi="Wingdings" w:hint="default"/>
+        <w:rFonts w:hint="default" w:ascii="Wingdings" w:hAnsi="Wingdings"/>
         <w:sz w:val="20"/>
       </w:rPr>
     </w:lvl>
@@ -2209,28 +3655,138 @@
         <w:ind w:left="6480" w:hanging="360"/>
       </w:pPr>
       <w:rPr>
-        <w:rFonts w:ascii="Wingdings" w:hAnsi="Wingdings" w:hint="default"/>
+        <w:rFonts w:hint="default" w:ascii="Wingdings" w:hAnsi="Wingdings"/>
         <w:sz w:val="20"/>
       </w:rPr>
+    </w:lvl>
+  </w:abstractNum>
+  <w:abstractNum w:abstractNumId="11" w15:restartNumberingAfterBreak="0">
+    <w:nsid w:val="6C357E7F"/>
+    <w:multiLevelType w:val="hybridMultilevel"/>
+    <w:tmpl w:val="01580060"/>
+    <w:lvl w:ilvl="0" w:tplc="FFFFFFFF">
+      <w:start w:val="1"/>
+      <w:numFmt w:val="decimal"/>
+      <w:lvlText w:val="%1."/>
+      <w:lvlJc w:val="left"/>
+      <w:pPr>
+        <w:ind w:left="720" w:hanging="360"/>
+      </w:pPr>
+      <w:rPr>
+        <w:rFonts w:hint="default"/>
+      </w:rPr>
+    </w:lvl>
+    <w:lvl w:ilvl="1" w:tplc="FFFFFFFF">
+      <w:start w:val="1"/>
+      <w:numFmt w:val="bullet"/>
+      <w:lvlText w:val="o"/>
+      <w:lvlJc w:val="left"/>
+      <w:pPr>
+        <w:ind w:left="1440" w:hanging="360"/>
+      </w:pPr>
+      <w:rPr>
+        <w:rFonts w:hint="default" w:ascii="Courier New" w:hAnsi="Courier New" w:cs="Courier New"/>
+      </w:rPr>
+    </w:lvl>
+    <w:lvl w:ilvl="2" w:tplc="FFFFFFFF" w:tentative="1">
+      <w:start w:val="1"/>
+      <w:numFmt w:val="lowerRoman"/>
+      <w:lvlText w:val="%3."/>
+      <w:lvlJc w:val="right"/>
+      <w:pPr>
+        <w:ind w:left="2160" w:hanging="180"/>
+      </w:pPr>
+    </w:lvl>
+    <w:lvl w:ilvl="3" w:tplc="FFFFFFFF" w:tentative="1">
+      <w:start w:val="1"/>
+      <w:numFmt w:val="decimal"/>
+      <w:lvlText w:val="%4."/>
+      <w:lvlJc w:val="left"/>
+      <w:pPr>
+        <w:ind w:left="2880" w:hanging="360"/>
+      </w:pPr>
+    </w:lvl>
+    <w:lvl w:ilvl="4" w:tplc="FFFFFFFF" w:tentative="1">
+      <w:start w:val="1"/>
+      <w:numFmt w:val="lowerLetter"/>
+      <w:lvlText w:val="%5."/>
+      <w:lvlJc w:val="left"/>
+      <w:pPr>
+        <w:ind w:left="3600" w:hanging="360"/>
+      </w:pPr>
+    </w:lvl>
+    <w:lvl w:ilvl="5" w:tplc="FFFFFFFF" w:tentative="1">
+      <w:start w:val="1"/>
+      <w:numFmt w:val="lowerRoman"/>
+      <w:lvlText w:val="%6."/>
+      <w:lvlJc w:val="right"/>
+      <w:pPr>
+        <w:ind w:left="4320" w:hanging="180"/>
+      </w:pPr>
+    </w:lvl>
+    <w:lvl w:ilvl="6" w:tplc="FFFFFFFF" w:tentative="1">
+      <w:start w:val="1"/>
+      <w:numFmt w:val="decimal"/>
+      <w:lvlText w:val="%7."/>
+      <w:lvlJc w:val="left"/>
+      <w:pPr>
+        <w:ind w:left="5040" w:hanging="360"/>
+      </w:pPr>
+    </w:lvl>
+    <w:lvl w:ilvl="7" w:tplc="FFFFFFFF" w:tentative="1">
+      <w:start w:val="1"/>
+      <w:numFmt w:val="lowerLetter"/>
+      <w:lvlText w:val="%8."/>
+      <w:lvlJc w:val="left"/>
+      <w:pPr>
+        <w:ind w:left="5760" w:hanging="360"/>
+      </w:pPr>
+    </w:lvl>
+    <w:lvl w:ilvl="8" w:tplc="FFFFFFFF" w:tentative="1">
+      <w:start w:val="1"/>
+      <w:numFmt w:val="lowerRoman"/>
+      <w:lvlText w:val="%9."/>
+      <w:lvlJc w:val="right"/>
+      <w:pPr>
+        <w:ind w:left="6480" w:hanging="180"/>
+      </w:pPr>
     </w:lvl>
   </w:abstractNum>
   <w:num w:numId="1" w16cid:durableId="2080012179">
+    <w:abstractNumId w:val="3"/>
+  </w:num>
+  <w:num w:numId="2" w16cid:durableId="723334876">
+    <w:abstractNumId w:val="10"/>
+  </w:num>
+  <w:num w:numId="3" w16cid:durableId="1579292117">
+    <w:abstractNumId w:val="9"/>
+  </w:num>
+  <w:num w:numId="4" w16cid:durableId="1076591488">
+    <w:abstractNumId w:val="5"/>
+  </w:num>
+  <w:num w:numId="5" w16cid:durableId="1680958955">
+    <w:abstractNumId w:val="8"/>
+  </w:num>
+  <w:num w:numId="6" w16cid:durableId="1191649662">
+    <w:abstractNumId w:val="2"/>
+  </w:num>
+  <w:num w:numId="7" w16cid:durableId="497114063">
+    <w:abstractNumId w:val="4"/>
+  </w:num>
+  <w:num w:numId="8" w16cid:durableId="1516649640">
+    <w:abstractNumId w:val="7"/>
+  </w:num>
+  <w:num w:numId="9" w16cid:durableId="1661231864">
     <w:abstractNumId w:val="1"/>
   </w:num>
-  <w:num w:numId="2" w16cid:durableId="723334876">
-    <w:abstractNumId w:val="5"/>
+  <w:num w:numId="10" w16cid:durableId="214899448">
+    <w:abstractNumId w:val="6"/>
   </w:num>
-  <w:num w:numId="3" w16cid:durableId="1579292117">
-    <w:abstractNumId w:val="4"/>
+  <w:num w:numId="11" w16cid:durableId="1631353484">
+    <w:abstractNumId w:val="0"/>
   </w:num>
-  <w:num w:numId="4" w16cid:durableId="1076591488">
-    <w:abstractNumId w:val="2"/>
-  </w:num>
-  <w:num w:numId="5" w16cid:durableId="1680958955">
-    <w:abstractNumId w:val="3"/>
-  </w:num>
-  <w:num w:numId="6" w16cid:durableId="1191649662">
-    <w:abstractNumId w:val="0"/>
+  <w:num w:numId="12" w16cid:durableId="591743831">
+    <w:abstractNumId w:val="11"/>
   </w:num>
 </w:numbering>
 </file>
@@ -2240,7 +3796,7 @@
   <w:docDefaults>
     <w:rPrDefault>
       <w:rPr>
-        <w:rFonts w:asciiTheme="minorHAnsi" w:eastAsiaTheme="minorHAnsi" w:hAnsiTheme="minorHAnsi" w:cstheme="minorBidi"/>
+        <w:rFonts w:asciiTheme="minorHAnsi" w:hAnsiTheme="minorHAnsi" w:eastAsiaTheme="minorHAnsi" w:cstheme="minorBidi"/>
         <w:sz w:val="22"/>
         <w:szCs w:val="22"/>
         <w:lang w:val="en-GB" w:eastAsia="en-US" w:bidi="ar-SA"/>
@@ -2255,14 +3811,14 @@
   <w:latentStyles w:defLockedState="0" w:defUIPriority="99" w:defSemiHidden="0" w:defUnhideWhenUsed="0" w:defQFormat="0" w:count="376">
     <w:lsdException w:name="Normal" w:uiPriority="0" w:qFormat="1"/>
     <w:lsdException w:name="heading 1" w:uiPriority="9" w:qFormat="1"/>
-    <w:lsdException w:name="heading 2" w:semiHidden="1" w:uiPriority="9" w:unhideWhenUsed="1" w:qFormat="1"/>
-    <w:lsdException w:name="heading 3" w:semiHidden="1" w:uiPriority="9" w:unhideWhenUsed="1" w:qFormat="1"/>
-    <w:lsdException w:name="heading 4" w:semiHidden="1" w:uiPriority="9" w:unhideWhenUsed="1" w:qFormat="1"/>
-    <w:lsdException w:name="heading 5" w:semiHidden="1" w:uiPriority="9" w:unhideWhenUsed="1" w:qFormat="1"/>
-    <w:lsdException w:name="heading 6" w:semiHidden="1" w:uiPriority="9" w:unhideWhenUsed="1" w:qFormat="1"/>
-    <w:lsdException w:name="heading 7" w:semiHidden="1" w:uiPriority="9" w:unhideWhenUsed="1" w:qFormat="1"/>
-    <w:lsdException w:name="heading 8" w:semiHidden="1" w:uiPriority="9" w:unhideWhenUsed="1" w:qFormat="1"/>
-    <w:lsdException w:name="heading 9" w:semiHidden="1" w:uiPriority="9" w:unhideWhenUsed="1" w:qFormat="1"/>
+    <w:lsdException w:name="heading 2" w:uiPriority="9" w:semiHidden="1" w:unhideWhenUsed="1" w:qFormat="1"/>
+    <w:lsdException w:name="heading 3" w:uiPriority="9" w:semiHidden="1" w:unhideWhenUsed="1" w:qFormat="1"/>
+    <w:lsdException w:name="heading 4" w:uiPriority="9" w:semiHidden="1" w:unhideWhenUsed="1" w:qFormat="1"/>
+    <w:lsdException w:name="heading 5" w:uiPriority="9" w:semiHidden="1" w:unhideWhenUsed="1" w:qFormat="1"/>
+    <w:lsdException w:name="heading 6" w:uiPriority="9" w:semiHidden="1" w:unhideWhenUsed="1" w:qFormat="1"/>
+    <w:lsdException w:name="heading 7" w:uiPriority="9" w:semiHidden="1" w:unhideWhenUsed="1" w:qFormat="1"/>
+    <w:lsdException w:name="heading 8" w:uiPriority="9" w:semiHidden="1" w:unhideWhenUsed="1" w:qFormat="1"/>
+    <w:lsdException w:name="heading 9" w:uiPriority="9" w:semiHidden="1" w:unhideWhenUsed="1" w:qFormat="1"/>
     <w:lsdException w:name="index 1" w:semiHidden="1" w:unhideWhenUsed="1"/>
     <w:lsdException w:name="index 2" w:semiHidden="1" w:unhideWhenUsed="1"/>
     <w:lsdException w:name="index 3" w:semiHidden="1" w:unhideWhenUsed="1"/>
@@ -2272,22 +3828,22 @@
     <w:lsdException w:name="index 7" w:semiHidden="1" w:unhideWhenUsed="1"/>
     <w:lsdException w:name="index 8" w:semiHidden="1" w:unhideWhenUsed="1"/>
     <w:lsdException w:name="index 9" w:semiHidden="1" w:unhideWhenUsed="1"/>
-    <w:lsdException w:name="toc 1" w:semiHidden="1" w:uiPriority="39" w:unhideWhenUsed="1"/>
-    <w:lsdException w:name="toc 2" w:semiHidden="1" w:uiPriority="39" w:unhideWhenUsed="1"/>
-    <w:lsdException w:name="toc 3" w:semiHidden="1" w:uiPriority="39" w:unhideWhenUsed="1"/>
-    <w:lsdException w:name="toc 4" w:semiHidden="1" w:uiPriority="39" w:unhideWhenUsed="1"/>
-    <w:lsdException w:name="toc 5" w:semiHidden="1" w:uiPriority="39" w:unhideWhenUsed="1"/>
-    <w:lsdException w:name="toc 6" w:semiHidden="1" w:uiPriority="39" w:unhideWhenUsed="1"/>
-    <w:lsdException w:name="toc 7" w:semiHidden="1" w:uiPriority="39" w:unhideWhenUsed="1"/>
-    <w:lsdException w:name="toc 8" w:semiHidden="1" w:uiPriority="39" w:unhideWhenUsed="1"/>
-    <w:lsdException w:name="toc 9" w:semiHidden="1" w:uiPriority="39" w:unhideWhenUsed="1"/>
+    <w:lsdException w:name="toc 1" w:uiPriority="39" w:semiHidden="1" w:unhideWhenUsed="1"/>
+    <w:lsdException w:name="toc 2" w:uiPriority="39" w:semiHidden="1" w:unhideWhenUsed="1"/>
+    <w:lsdException w:name="toc 3" w:uiPriority="39" w:semiHidden="1" w:unhideWhenUsed="1"/>
+    <w:lsdException w:name="toc 4" w:uiPriority="39" w:semiHidden="1" w:unhideWhenUsed="1"/>
+    <w:lsdException w:name="toc 5" w:uiPriority="39" w:semiHidden="1" w:unhideWhenUsed="1"/>
+    <w:lsdException w:name="toc 6" w:uiPriority="39" w:semiHidden="1" w:unhideWhenUsed="1"/>
+    <w:lsdException w:name="toc 7" w:uiPriority="39" w:semiHidden="1" w:unhideWhenUsed="1"/>
+    <w:lsdException w:name="toc 8" w:uiPriority="39" w:semiHidden="1" w:unhideWhenUsed="1"/>
+    <w:lsdException w:name="toc 9" w:uiPriority="39" w:semiHidden="1" w:unhideWhenUsed="1"/>
     <w:lsdException w:name="Normal Indent" w:semiHidden="1" w:unhideWhenUsed="1"/>
     <w:lsdException w:name="footnote text" w:semiHidden="1" w:unhideWhenUsed="1"/>
     <w:lsdException w:name="annotation text" w:semiHidden="1" w:unhideWhenUsed="1"/>
     <w:lsdException w:name="header" w:semiHidden="1" w:unhideWhenUsed="1"/>
     <w:lsdException w:name="footer" w:semiHidden="1" w:unhideWhenUsed="1"/>
     <w:lsdException w:name="index heading" w:semiHidden="1" w:unhideWhenUsed="1"/>
-    <w:lsdException w:name="caption" w:semiHidden="1" w:uiPriority="35" w:unhideWhenUsed="1" w:qFormat="1"/>
+    <w:lsdException w:name="caption" w:uiPriority="35" w:semiHidden="1" w:unhideWhenUsed="1" w:qFormat="1"/>
     <w:lsdException w:name="table of figures" w:semiHidden="1" w:unhideWhenUsed="1"/>
     <w:lsdException w:name="envelope address" w:semiHidden="1" w:unhideWhenUsed="1"/>
     <w:lsdException w:name="envelope return" w:semiHidden="1" w:unhideWhenUsed="1"/>
@@ -2318,7 +3874,7 @@
     <w:lsdException w:name="Title" w:uiPriority="10" w:qFormat="1"/>
     <w:lsdException w:name="Closing" w:semiHidden="1" w:unhideWhenUsed="1"/>
     <w:lsdException w:name="Signature" w:semiHidden="1" w:unhideWhenUsed="1"/>
-    <w:lsdException w:name="Default Paragraph Font" w:semiHidden="1" w:uiPriority="1" w:unhideWhenUsed="1"/>
+    <w:lsdException w:name="Default Paragraph Font" w:uiPriority="1" w:semiHidden="1" w:unhideWhenUsed="1"/>
     <w:lsdException w:name="Body Text" w:semiHidden="1" w:unhideWhenUsed="1"/>
     <w:lsdException w:name="Body Text Indent" w:semiHidden="1" w:unhideWhenUsed="1"/>
     <w:lsdException w:name="List Continue" w:semiHidden="1" w:unhideWhenUsed="1"/>
@@ -2518,8 +4074,8 @@
     <w:lsdException w:name="Subtle Reference" w:uiPriority="31" w:qFormat="1"/>
     <w:lsdException w:name="Intense Reference" w:uiPriority="32" w:qFormat="1"/>
     <w:lsdException w:name="Book Title" w:uiPriority="33" w:qFormat="1"/>
-    <w:lsdException w:name="Bibliography" w:semiHidden="1" w:uiPriority="37" w:unhideWhenUsed="1"/>
-    <w:lsdException w:name="TOC Heading" w:semiHidden="1" w:uiPriority="39" w:unhideWhenUsed="1" w:qFormat="1"/>
+    <w:lsdException w:name="Bibliography" w:uiPriority="37" w:semiHidden="1" w:unhideWhenUsed="1"/>
+    <w:lsdException w:name="TOC Heading" w:uiPriority="39" w:semiHidden="1" w:unhideWhenUsed="1" w:qFormat="1"/>
     <w:lsdException w:name="Plain Table 1" w:uiPriority="41"/>
     <w:lsdException w:name="Plain Table 2" w:uiPriority="42"/>
     <w:lsdException w:name="Plain Table 3" w:uiPriority="43"/>
@@ -2630,7 +4186,7 @@
     <w:lsdException w:name="Unresolved Mention" w:semiHidden="1" w:unhideWhenUsed="1"/>
     <w:lsdException w:name="Smart Link" w:semiHidden="1" w:unhideWhenUsed="1"/>
   </w:latentStyles>
-  <w:style w:type="paragraph" w:default="1" w:styleId="Normal">
+  <w:style w:type="paragraph" w:styleId="Normal" w:default="1">
     <w:name w:val="Normal"/>
     <w:qFormat/>
     <w:rsid w:val="004A1505"/>
@@ -2645,7 +4201,7 @@
     <w:link w:val="Heading1Char"/>
     <w:uiPriority w:val="9"/>
     <w:qFormat/>
-    <w:rsid w:val="003F6C8E"/>
+    <w:rsid w:val="00B46B29"/>
     <w:pPr>
       <w:keepNext/>
       <w:keepLines/>
@@ -2653,7 +4209,7 @@
       <w:outlineLvl w:val="0"/>
     </w:pPr>
     <w:rPr>
-      <w:rFonts w:ascii="Jua" w:eastAsiaTheme="majorEastAsia" w:hAnsi="Jua" w:cstheme="majorBidi"/>
+      <w:rFonts w:ascii="Aptos ExtraBold" w:hAnsi="Aptos ExtraBold" w:eastAsiaTheme="majorEastAsia" w:cstheme="majorBidi"/>
       <w:color w:val="C00000"/>
       <w:sz w:val="44"/>
       <w:szCs w:val="32"/>
@@ -2681,13 +4237,13 @@
       <w:szCs w:val="26"/>
     </w:rPr>
   </w:style>
-  <w:style w:type="character" w:default="1" w:styleId="DefaultParagraphFont">
+  <w:style w:type="character" w:styleId="DefaultParagraphFont" w:default="1">
     <w:name w:val="Default Paragraph Font"/>
     <w:uiPriority w:val="1"/>
     <w:semiHidden/>
     <w:unhideWhenUsed/>
   </w:style>
-  <w:style w:type="table" w:default="1" w:styleId="TableNormal">
+  <w:style w:type="table" w:styleId="TableNormal" w:default="1">
     <w:name w:val="Normal Table"/>
     <w:uiPriority w:val="99"/>
     <w:semiHidden/>
@@ -2702,26 +4258,26 @@
       </w:tblCellMar>
     </w:tblPr>
   </w:style>
-  <w:style w:type="numbering" w:default="1" w:styleId="NoList">
+  <w:style w:type="numbering" w:styleId="NoList" w:default="1">
     <w:name w:val="No List"/>
     <w:uiPriority w:val="99"/>
     <w:semiHidden/>
     <w:unhideWhenUsed/>
   </w:style>
-  <w:style w:type="character" w:customStyle="1" w:styleId="Heading1Char">
+  <w:style w:type="character" w:styleId="Heading1Char" w:customStyle="1">
     <w:name w:val="Heading 1 Char"/>
     <w:basedOn w:val="DefaultParagraphFont"/>
     <w:link w:val="Heading1"/>
     <w:uiPriority w:val="9"/>
-    <w:rsid w:val="003F6C8E"/>
+    <w:rsid w:val="00B46B29"/>
     <w:rPr>
-      <w:rFonts w:ascii="Jua" w:eastAsiaTheme="majorEastAsia" w:hAnsi="Jua" w:cstheme="majorBidi"/>
+      <w:rFonts w:ascii="Aptos ExtraBold" w:hAnsi="Aptos ExtraBold" w:eastAsiaTheme="majorEastAsia" w:cstheme="majorBidi"/>
       <w:color w:val="C00000"/>
       <w:sz w:val="44"/>
       <w:szCs w:val="32"/>
     </w:rPr>
   </w:style>
-  <w:style w:type="character" w:customStyle="1" w:styleId="Heading2Char">
+  <w:style w:type="character" w:styleId="Heading2Char" w:customStyle="1">
     <w:name w:val="Heading 2 Char"/>
     <w:basedOn w:val="DefaultParagraphFont"/>
     <w:link w:val="Heading2"/>
@@ -2734,7 +4290,7 @@
       <w:szCs w:val="26"/>
     </w:rPr>
   </w:style>
-  <w:style w:type="paragraph" w:customStyle="1" w:styleId="typography-module--defaultlight--86fa4">
+  <w:style w:type="paragraph" w:styleId="typography-module--defaultlight--86fa4" w:customStyle="1">
     <w:name w:val="typography-module--defaultlight--86fa4"/>
     <w:basedOn w:val="Normal"/>
     <w:rsid w:val="009261F8"/>
@@ -2742,7 +4298,7 @@
       <w:spacing w:before="100" w:beforeAutospacing="1" w:after="100" w:afterAutospacing="1" w:line="240" w:lineRule="auto"/>
     </w:pPr>
     <w:rPr>
-      <w:rFonts w:ascii="Times New Roman" w:eastAsia="Times New Roman" w:hAnsi="Times New Roman" w:cs="Times New Roman"/>
+      <w:rFonts w:ascii="Times New Roman" w:hAnsi="Times New Roman" w:eastAsia="Times New Roman" w:cs="Times New Roman"/>
       <w:szCs w:val="24"/>
       <w:lang w:eastAsia="en-GB"/>
     </w:rPr>
@@ -2751,7 +4307,6 @@
     <w:name w:val="Hyperlink"/>
     <w:basedOn w:val="DefaultParagraphFont"/>
     <w:uiPriority w:val="99"/>
-    <w:semiHidden/>
     <w:unhideWhenUsed/>
     <w:rsid w:val="009261F8"/>
     <w:rPr>
@@ -2785,7 +4340,7 @@
       <w:spacing w:after="0" w:line="240" w:lineRule="auto"/>
     </w:pPr>
   </w:style>
-  <w:style w:type="character" w:customStyle="1" w:styleId="HeaderChar">
+  <w:style w:type="character" w:styleId="HeaderChar" w:customStyle="1">
     <w:name w:val="Header Char"/>
     <w:basedOn w:val="DefaultParagraphFont"/>
     <w:link w:val="Header"/>
@@ -2810,7 +4365,7 @@
       <w:spacing w:after="0" w:line="240" w:lineRule="auto"/>
     </w:pPr>
   </w:style>
-  <w:style w:type="character" w:customStyle="1" w:styleId="FooterChar">
+  <w:style w:type="character" w:styleId="FooterChar" w:customStyle="1">
     <w:name w:val="Footer Char"/>
     <w:basedOn w:val="DefaultParagraphFont"/>
     <w:link w:val="Footer"/>
@@ -2820,11 +4375,23 @@
       <w:sz w:val="24"/>
     </w:rPr>
   </w:style>
+  <w:style w:type="character" w:styleId="UnresolvedMention">
+    <w:name w:val="Unresolved Mention"/>
+    <w:basedOn w:val="DefaultParagraphFont"/>
+    <w:uiPriority w:val="99"/>
+    <w:semiHidden/>
+    <w:unhideWhenUsed/>
+    <w:rsid w:val="00822BF6"/>
+    <w:rPr>
+      <w:color w:val="605E5C"/>
+      <w:shd w:val="clear" w:color="auto" w:fill="E1DFDD"/>
+    </w:rPr>
+  </w:style>
 </w:styles>
 </file>
 
 <file path=word/theme/theme1.xml><?xml version="1.0" encoding="utf-8"?>
-<a:theme xmlns:a="http://schemas.openxmlformats.org/drawingml/2006/main" name="Office Theme">
+<a:theme xmlns:a="http://schemas.openxmlformats.org/drawingml/2006/main" xmlns:thm15="http://schemas.microsoft.com/office/thememl/2012/main" name="Office Theme">
   <a:themeElements>
     <a:clrScheme name="Office">
       <a:dk1>
@@ -3119,13 +4686,312 @@
 </file>
 
 <file path=customXml/item1.xml><?xml version="1.0" encoding="utf-8"?>
+<?mso-contentType ?>
+<FormTemplates xmlns="http://schemas.microsoft.com/sharepoint/v3/contenttype/forms">
+  <Display>DocumentLibraryForm</Display>
+  <Edit>DocumentLibraryForm</Edit>
+  <New>DocumentLibraryForm</New>
+</FormTemplates>
+</file>
+
+<file path=customXml/item2.xml><?xml version="1.0" encoding="utf-8"?>
 <b:Sources xmlns:b="http://schemas.openxmlformats.org/officeDocument/2006/bibliography" xmlns="http://schemas.openxmlformats.org/officeDocument/2006/bibliography" SelectedStyle="\APASixthEditionOfficeOnline.xsl" StyleName="APA" Version="6"/>
 </file>
 
+<file path=customXml/item3.xml><?xml version="1.0" encoding="utf-8"?>
+<ct:contentTypeSchema xmlns:ct="http://schemas.microsoft.com/office/2006/metadata/contentType" xmlns:ma="http://schemas.microsoft.com/office/2006/metadata/properties/metaAttributes" ct:_="" ma:_="" ma:contentTypeName="Document" ma:contentTypeID="0x01010001AFD71513B6434D9F40467308C346A9" ma:contentTypeVersion="15" ma:contentTypeDescription="Create a new document." ma:contentTypeScope="" ma:versionID="5608b06016dc16411efab47aac0a321d">
+  <xsd:schema xmlns:xsd="http://www.w3.org/2001/XMLSchema" xmlns:xs="http://www.w3.org/2001/XMLSchema" xmlns:p="http://schemas.microsoft.com/office/2006/metadata/properties" xmlns:ns2="22a9b718-a4b9-44ac-ac8e-80203719705f" xmlns:ns3="9e2b025c-3c75-41d0-a71b-3fa324e8861b" targetNamespace="http://schemas.microsoft.com/office/2006/metadata/properties" ma:root="true" ma:fieldsID="0adf40abc97e62a90949d5a7650e4f6b" ns2:_="" ns3:_="">
+    <xsd:import namespace="22a9b718-a4b9-44ac-ac8e-80203719705f"/>
+    <xsd:import namespace="9e2b025c-3c75-41d0-a71b-3fa324e8861b"/>
+    <xsd:element name="properties">
+      <xsd:complexType>
+        <xsd:sequence>
+          <xsd:element name="documentManagement">
+            <xsd:complexType>
+              <xsd:all>
+                <xsd:element ref="ns2:MediaServiceMetadata" minOccurs="0"/>
+                <xsd:element ref="ns2:MediaServiceFastMetadata" minOccurs="0"/>
+                <xsd:element ref="ns2:MediaServiceSearchProperties" minOccurs="0"/>
+                <xsd:element ref="ns2:MediaServiceObjectDetectorVersions" minOccurs="0"/>
+                <xsd:element ref="ns3:SharedWithUsers" minOccurs="0"/>
+                <xsd:element ref="ns3:SharedWithDetails" minOccurs="0"/>
+                <xsd:element ref="ns2:lcf76f155ced4ddcb4097134ff3c332f" minOccurs="0"/>
+                <xsd:element ref="ns3:TaxCatchAll" minOccurs="0"/>
+                <xsd:element ref="ns2:MediaServiceDateTaken" minOccurs="0"/>
+                <xsd:element ref="ns2:MediaServiceGenerationTime" minOccurs="0"/>
+                <xsd:element ref="ns2:MediaServiceEventHashCode" minOccurs="0"/>
+                <xsd:element ref="ns2:MediaLengthInSeconds" minOccurs="0"/>
+                <xsd:element ref="ns2:MediaServiceBillingMetadata" minOccurs="0"/>
+                <xsd:element ref="ns2:MediaServiceOCR" minOccurs="0"/>
+              </xsd:all>
+            </xsd:complexType>
+          </xsd:element>
+        </xsd:sequence>
+      </xsd:complexType>
+    </xsd:element>
+  </xsd:schema>
+  <xsd:schema xmlns:xsd="http://www.w3.org/2001/XMLSchema" xmlns:xs="http://www.w3.org/2001/XMLSchema" xmlns:dms="http://schemas.microsoft.com/office/2006/documentManagement/types" xmlns:pc="http://schemas.microsoft.com/office/infopath/2007/PartnerControls" targetNamespace="22a9b718-a4b9-44ac-ac8e-80203719705f" elementFormDefault="qualified">
+    <xsd:import namespace="http://schemas.microsoft.com/office/2006/documentManagement/types"/>
+    <xsd:import namespace="http://schemas.microsoft.com/office/infopath/2007/PartnerControls"/>
+    <xsd:element name="MediaServiceMetadata" ma:index="8" nillable="true" ma:displayName="MediaServiceMetadata" ma:hidden="true" ma:internalName="MediaServiceMetadata" ma:readOnly="true">
+      <xsd:simpleType>
+        <xsd:restriction base="dms:Note"/>
+      </xsd:simpleType>
+    </xsd:element>
+    <xsd:element name="MediaServiceFastMetadata" ma:index="9" nillable="true" ma:displayName="MediaServiceFastMetadata" ma:hidden="true" ma:internalName="MediaServiceFastMetadata" ma:readOnly="true">
+      <xsd:simpleType>
+        <xsd:restriction base="dms:Note"/>
+      </xsd:simpleType>
+    </xsd:element>
+    <xsd:element name="MediaServiceSearchProperties" ma:index="10" nillable="true" ma:displayName="MediaServiceSearchProperties" ma:hidden="true" ma:internalName="MediaServiceSearchProperties" ma:readOnly="true">
+      <xsd:simpleType>
+        <xsd:restriction base="dms:Note"/>
+      </xsd:simpleType>
+    </xsd:element>
+    <xsd:element name="MediaServiceObjectDetectorVersions" ma:index="11" nillable="true" ma:displayName="MediaServiceObjectDetectorVersions" ma:hidden="true" ma:indexed="true" ma:internalName="MediaServiceObjectDetectorVersions" ma:readOnly="true">
+      <xsd:simpleType>
+        <xsd:restriction base="dms:Text"/>
+      </xsd:simpleType>
+    </xsd:element>
+    <xsd:element name="lcf76f155ced4ddcb4097134ff3c332f" ma:index="15" nillable="true" ma:taxonomy="true" ma:internalName="lcf76f155ced4ddcb4097134ff3c332f" ma:taxonomyFieldName="MediaServiceImageTags" ma:displayName="Image Tags" ma:readOnly="false" ma:fieldId="{5cf76f15-5ced-4ddc-b409-7134ff3c332f}" ma:taxonomyMulti="true" ma:sspId="dfd38f81-9561-40ce-98eb-cd713668d4d7" ma:termSetId="09814cd3-568e-fe90-9814-8d621ff8fb84" ma:anchorId="fba54fb3-c3e1-fe81-a776-ca4b69148c4d" ma:open="true" ma:isKeyword="false">
+      <xsd:complexType>
+        <xsd:sequence>
+          <xsd:element ref="pc:Terms" minOccurs="0" maxOccurs="1"/>
+        </xsd:sequence>
+      </xsd:complexType>
+    </xsd:element>
+    <xsd:element name="MediaServiceDateTaken" ma:index="17" nillable="true" ma:displayName="MediaServiceDateTaken" ma:hidden="true" ma:indexed="true" ma:internalName="MediaServiceDateTaken" ma:readOnly="true">
+      <xsd:simpleType>
+        <xsd:restriction base="dms:Text"/>
+      </xsd:simpleType>
+    </xsd:element>
+    <xsd:element name="MediaServiceGenerationTime" ma:index="18" nillable="true" ma:displayName="MediaServiceGenerationTime" ma:hidden="true" ma:internalName="MediaServiceGenerationTime" ma:readOnly="true">
+      <xsd:simpleType>
+        <xsd:restriction base="dms:Text"/>
+      </xsd:simpleType>
+    </xsd:element>
+    <xsd:element name="MediaServiceEventHashCode" ma:index="19" nillable="true" ma:displayName="MediaServiceEventHashCode" ma:hidden="true" ma:internalName="MediaServiceEventHashCode" ma:readOnly="true">
+      <xsd:simpleType>
+        <xsd:restriction base="dms:Text"/>
+      </xsd:simpleType>
+    </xsd:element>
+    <xsd:element name="MediaLengthInSeconds" ma:index="20" nillable="true" ma:displayName="MediaLengthInSeconds" ma:hidden="true" ma:internalName="MediaLengthInSeconds" ma:readOnly="true">
+      <xsd:simpleType>
+        <xsd:restriction base="dms:Unknown"/>
+      </xsd:simpleType>
+    </xsd:element>
+    <xsd:element name="MediaServiceBillingMetadata" ma:index="21" nillable="true" ma:displayName="MediaServiceBillingMetadata" ma:hidden="true" ma:internalName="MediaServiceBillingMetadata" ma:readOnly="true">
+      <xsd:simpleType>
+        <xsd:restriction base="dms:Note"/>
+      </xsd:simpleType>
+    </xsd:element>
+    <xsd:element name="MediaServiceOCR" ma:index="22" nillable="true" ma:displayName="Extracted Text" ma:internalName="MediaServiceOCR" ma:readOnly="true">
+      <xsd:simpleType>
+        <xsd:restriction base="dms:Note">
+          <xsd:maxLength value="255"/>
+        </xsd:restriction>
+      </xsd:simpleType>
+    </xsd:element>
+  </xsd:schema>
+  <xsd:schema xmlns:xsd="http://www.w3.org/2001/XMLSchema" xmlns:xs="http://www.w3.org/2001/XMLSchema" xmlns:dms="http://schemas.microsoft.com/office/2006/documentManagement/types" xmlns:pc="http://schemas.microsoft.com/office/infopath/2007/PartnerControls" targetNamespace="9e2b025c-3c75-41d0-a71b-3fa324e8861b" elementFormDefault="qualified">
+    <xsd:import namespace="http://schemas.microsoft.com/office/2006/documentManagement/types"/>
+    <xsd:import namespace="http://schemas.microsoft.com/office/infopath/2007/PartnerControls"/>
+    <xsd:element name="SharedWithUsers" ma:index="12" nillable="true" ma:displayName="Shared With" ma:internalName="SharedWithUsers" ma:readOnly="true">
+      <xsd:complexType>
+        <xsd:complexContent>
+          <xsd:extension base="dms:UserMulti">
+            <xsd:sequence>
+              <xsd:element name="UserInfo" minOccurs="0" maxOccurs="unbounded">
+                <xsd:complexType>
+                  <xsd:sequence>
+                    <xsd:element name="DisplayName" type="xsd:string" minOccurs="0"/>
+                    <xsd:element name="AccountId" type="dms:UserId" minOccurs="0" nillable="true"/>
+                    <xsd:element name="AccountType" type="xsd:string" minOccurs="0"/>
+                  </xsd:sequence>
+                </xsd:complexType>
+              </xsd:element>
+            </xsd:sequence>
+          </xsd:extension>
+        </xsd:complexContent>
+      </xsd:complexType>
+    </xsd:element>
+    <xsd:element name="SharedWithDetails" ma:index="13" nillable="true" ma:displayName="Shared With Details" ma:internalName="SharedWithDetails" ma:readOnly="true">
+      <xsd:simpleType>
+        <xsd:restriction base="dms:Note">
+          <xsd:maxLength value="255"/>
+        </xsd:restriction>
+      </xsd:simpleType>
+    </xsd:element>
+    <xsd:element name="TaxCatchAll" ma:index="16" nillable="true" ma:displayName="Taxonomy Catch All Column" ma:hidden="true" ma:list="{8ff2bc7e-e980-4221-8cd5-84696043116d}" ma:internalName="TaxCatchAll" ma:showField="CatchAllData" ma:web="9e2b025c-3c75-41d0-a71b-3fa324e8861b">
+      <xsd:complexType>
+        <xsd:complexContent>
+          <xsd:extension base="dms:MultiChoiceLookup">
+            <xsd:sequence>
+              <xsd:element name="Value" type="dms:Lookup" maxOccurs="unbounded" minOccurs="0" nillable="true"/>
+            </xsd:sequence>
+          </xsd:extension>
+        </xsd:complexContent>
+      </xsd:complexType>
+    </xsd:element>
+  </xsd:schema>
+  <xsd:schema xmlns="http://schemas.openxmlformats.org/package/2006/metadata/core-properties" xmlns:xsd="http://www.w3.org/2001/XMLSchema" xmlns:xsi="http://www.w3.org/2001/XMLSchema-instance" xmlns:dc="http://purl.org/dc/elements/1.1/" xmlns:dcterms="http://purl.org/dc/terms/" xmlns:odoc="http://schemas.microsoft.com/internal/obd" targetNamespace="http://schemas.openxmlformats.org/package/2006/metadata/core-properties" elementFormDefault="qualified" attributeFormDefault="unqualified" blockDefault="#all">
+    <xsd:import namespace="http://purl.org/dc/elements/1.1/" schemaLocation="http://dublincore.org/schemas/xmls/qdc/2003/04/02/dc.xsd"/>
+    <xsd:import namespace="http://purl.org/dc/terms/" schemaLocation="http://dublincore.org/schemas/xmls/qdc/2003/04/02/dcterms.xsd"/>
+    <xsd:element name="coreProperties" type="CT_coreProperties"/>
+    <xsd:complexType name="CT_coreProperties">
+      <xsd:all>
+        <xsd:element ref="dc:creator" minOccurs="0" maxOccurs="1"/>
+        <xsd:element ref="dcterms:created" minOccurs="0" maxOccurs="1"/>
+        <xsd:element ref="dc:identifier" minOccurs="0" maxOccurs="1"/>
+        <xsd:element name="contentType" minOccurs="0" maxOccurs="1" type="xsd:string" ma:index="0" ma:displayName="Content Type"/>
+        <xsd:element ref="dc:title" minOccurs="0" maxOccurs="1" ma:index="4" ma:displayName="Title"/>
+        <xsd:element ref="dc:subject" minOccurs="0" maxOccurs="1"/>
+        <xsd:element ref="dc:description" minOccurs="0" maxOccurs="1"/>
+        <xsd:element name="keywords" minOccurs="0" maxOccurs="1" type="xsd:string"/>
+        <xsd:element ref="dc:language" minOccurs="0" maxOccurs="1"/>
+        <xsd:element name="category" minOccurs="0" maxOccurs="1" type="xsd:string"/>
+        <xsd:element name="version" minOccurs="0" maxOccurs="1" type="xsd:string"/>
+        <xsd:element name="revision" minOccurs="0" maxOccurs="1" type="xsd:string">
+          <xsd:annotation>
+            <xsd:documentation>
+                        This value indicates the number of saves or revisions. The application is responsible for updating this value after each revision.
+                    </xsd:documentation>
+          </xsd:annotation>
+        </xsd:element>
+        <xsd:element name="lastModifiedBy" minOccurs="0" maxOccurs="1" type="xsd:string"/>
+        <xsd:element ref="dcterms:modified" minOccurs="0" maxOccurs="1"/>
+        <xsd:element name="contentStatus" minOccurs="0" maxOccurs="1" type="xsd:string"/>
+      </xsd:all>
+    </xsd:complexType>
+  </xsd:schema>
+  <xs:schema xmlns:pc="http://schemas.microsoft.com/office/infopath/2007/PartnerControls" xmlns:xs="http://www.w3.org/2001/XMLSchema" targetNamespace="http://schemas.microsoft.com/office/infopath/2007/PartnerControls" elementFormDefault="qualified" attributeFormDefault="unqualified">
+    <xs:element name="Person">
+      <xs:complexType>
+        <xs:sequence>
+          <xs:element ref="pc:DisplayName" minOccurs="0"/>
+          <xs:element ref="pc:AccountId" minOccurs="0"/>
+          <xs:element ref="pc:AccountType" minOccurs="0"/>
+        </xs:sequence>
+      </xs:complexType>
+    </xs:element>
+    <xs:element name="DisplayName" type="xs:string"/>
+    <xs:element name="AccountId" type="xs:string"/>
+    <xs:element name="AccountType" type="xs:string"/>
+    <xs:element name="BDCAssociatedEntity">
+      <xs:complexType>
+        <xs:sequence>
+          <xs:element ref="pc:BDCEntity" minOccurs="0" maxOccurs="unbounded"/>
+        </xs:sequence>
+        <xs:attribute ref="pc:EntityNamespace"/>
+        <xs:attribute ref="pc:EntityName"/>
+        <xs:attribute ref="pc:SystemInstanceName"/>
+        <xs:attribute ref="pc:AssociationName"/>
+      </xs:complexType>
+    </xs:element>
+    <xs:attribute name="EntityNamespace" type="xs:string"/>
+    <xs:attribute name="EntityName" type="xs:string"/>
+    <xs:attribute name="SystemInstanceName" type="xs:string"/>
+    <xs:attribute name="AssociationName" type="xs:string"/>
+    <xs:element name="BDCEntity">
+      <xs:complexType>
+        <xs:sequence>
+          <xs:element ref="pc:EntityDisplayName" minOccurs="0"/>
+          <xs:element ref="pc:EntityInstanceReference" minOccurs="0"/>
+          <xs:element ref="pc:EntityId1" minOccurs="0"/>
+          <xs:element ref="pc:EntityId2" minOccurs="0"/>
+          <xs:element ref="pc:EntityId3" minOccurs="0"/>
+          <xs:element ref="pc:EntityId4" minOccurs="0"/>
+          <xs:element ref="pc:EntityId5" minOccurs="0"/>
+        </xs:sequence>
+      </xs:complexType>
+    </xs:element>
+    <xs:element name="EntityDisplayName" type="xs:string"/>
+    <xs:element name="EntityInstanceReference" type="xs:string"/>
+    <xs:element name="EntityId1" type="xs:string"/>
+    <xs:element name="EntityId2" type="xs:string"/>
+    <xs:element name="EntityId3" type="xs:string"/>
+    <xs:element name="EntityId4" type="xs:string"/>
+    <xs:element name="EntityId5" type="xs:string"/>
+    <xs:element name="Terms">
+      <xs:complexType>
+        <xs:sequence>
+          <xs:element ref="pc:TermInfo" minOccurs="0" maxOccurs="unbounded"/>
+        </xs:sequence>
+      </xs:complexType>
+    </xs:element>
+    <xs:element name="TermInfo">
+      <xs:complexType>
+        <xs:sequence>
+          <xs:element ref="pc:TermName" minOccurs="0"/>
+          <xs:element ref="pc:TermId" minOccurs="0"/>
+        </xs:sequence>
+      </xs:complexType>
+    </xs:element>
+    <xs:element name="TermName" type="xs:string"/>
+    <xs:element name="TermId" type="xs:string"/>
+  </xs:schema>
+</ct:contentTypeSchema>
+</file>
+
+<file path=customXml/item4.xml><?xml version="1.0" encoding="utf-8"?>
+<p:properties xmlns:p="http://schemas.microsoft.com/office/2006/metadata/properties" xmlns:xsi="http://www.w3.org/2001/XMLSchema-instance" xmlns:pc="http://schemas.microsoft.com/office/infopath/2007/PartnerControls">
+  <documentManagement>
+    <TaxCatchAll xmlns="9e2b025c-3c75-41d0-a71b-3fa324e8861b" xsi:nil="true"/>
+    <lcf76f155ced4ddcb4097134ff3c332f xmlns="22a9b718-a4b9-44ac-ac8e-80203719705f">
+      <Terms xmlns="http://schemas.microsoft.com/office/infopath/2007/PartnerControls"/>
+    </lcf76f155ced4ddcb4097134ff3c332f>
+  </documentManagement>
+</p:properties>
+</file>
+
 <file path=customXml/itemProps1.xml><?xml version="1.0" encoding="utf-8"?>
+<ds:datastoreItem xmlns:ds="http://schemas.openxmlformats.org/officeDocument/2006/customXml" ds:itemID="{D79EC750-920C-43CC-8597-B6297551FEDA}">
+  <ds:schemaRefs>
+    <ds:schemaRef ds:uri="http://schemas.microsoft.com/sharepoint/v3/contenttype/forms"/>
+  </ds:schemaRefs>
+</ds:datastoreItem>
+</file>
+
+<file path=customXml/itemProps2.xml><?xml version="1.0" encoding="utf-8"?>
 <ds:datastoreItem xmlns:ds="http://schemas.openxmlformats.org/officeDocument/2006/customXml" ds:itemID="{98A12272-378B-45CB-804B-3E63072F7963}">
   <ds:schemaRefs>
     <ds:schemaRef ds:uri="http://schemas.openxmlformats.org/officeDocument/2006/bibliography"/>
   </ds:schemaRefs>
 </ds:datastoreItem>
+</file>
+
+<file path=customXml/itemProps3.xml><?xml version="1.0" encoding="utf-8"?>
+<ds:datastoreItem xmlns:ds="http://schemas.openxmlformats.org/officeDocument/2006/customXml" ds:itemID="{DD60F72E-7CDD-4B95-A6BF-97FB2A2E1220}">
+  <ds:schemaRefs>
+    <ds:schemaRef ds:uri="http://schemas.microsoft.com/office/2006/metadata/contentType"/>
+    <ds:schemaRef ds:uri="http://schemas.microsoft.com/office/2006/metadata/properties/metaAttributes"/>
+    <ds:schemaRef ds:uri="http://www.w3.org/2001/XMLSchema"/>
+    <ds:schemaRef ds:uri="http://schemas.microsoft.com/office/2006/metadata/properties"/>
+    <ds:schemaRef ds:uri="22a9b718-a4b9-44ac-ac8e-80203719705f"/>
+    <ds:schemaRef ds:uri="9e2b025c-3c75-41d0-a71b-3fa324e8861b"/>
+    <ds:schemaRef ds:uri="http://schemas.microsoft.com/office/2006/documentManagement/types"/>
+    <ds:schemaRef ds:uri="http://schemas.microsoft.com/office/infopath/2007/PartnerControls"/>
+    <ds:schemaRef ds:uri="http://schemas.openxmlformats.org/package/2006/metadata/core-properties"/>
+    <ds:schemaRef ds:uri="http://purl.org/dc/elements/1.1/"/>
+    <ds:schemaRef ds:uri="http://purl.org/dc/terms/"/>
+    <ds:schemaRef ds:uri="http://schemas.microsoft.com/internal/obd"/>
+  </ds:schemaRefs>
+</ds:datastoreItem>
+</file>
+
+<file path=customXml/itemProps4.xml><?xml version="1.0" encoding="utf-8"?>
+<ds:datastoreItem xmlns:ds="http://schemas.openxmlformats.org/officeDocument/2006/customXml" ds:itemID="{C7F9C27A-C5BA-4B82-8D1C-D6D7D191498E}">
+  <ds:schemaRefs>
+    <ds:schemaRef ds:uri="http://purl.org/dc/dcmitype/"/>
+    <ds:schemaRef ds:uri="http://schemas.microsoft.com/office/infopath/2007/PartnerControls"/>
+    <ds:schemaRef ds:uri="http://schemas.microsoft.com/office/2006/documentManagement/types"/>
+    <ds:schemaRef ds:uri="22a9b718-a4b9-44ac-ac8e-80203719705f"/>
+    <ds:schemaRef ds:uri="http://purl.org/dc/terms/"/>
+    <ds:schemaRef ds:uri="http://schemas.openxmlformats.org/package/2006/metadata/core-properties"/>
+    <ds:schemaRef ds:uri="9e2b025c-3c75-41d0-a71b-3fa324e8861b"/>
+    <ds:schemaRef ds:uri="http://schemas.microsoft.com/office/2006/metadata/properties"/>
+    <ds:schemaRef ds:uri="http://www.w3.org/XML/1998/namespace"/>
+    <ds:schemaRef ds:uri="http://purl.org/dc/elements/1.1/"/>
+  </ds:schemaRefs>
+</ds:datastoreItem>
 </file>